--- a/Info of Project Customer Churn Exploratory Data Analysis.docx
+++ b/Info of Project Customer Churn Exploratory Data Analysis.docx
@@ -4,7 +4,7 @@
   <w:body>
     <w:p>
       <w:pPr>
-        <w:jc w:val="center"/>
+        <w:jc w:val="both"/>
         <w:rPr>
           <w:b/>
           <w:bCs/>
@@ -26,6 +26,7 @@
     </w:p>
     <w:p>
       <w:pPr>
+        <w:jc w:val="both"/>
         <w:rPr>
           <w:sz w:val="24"/>
           <w:szCs w:val="22"/>
@@ -35,6 +36,7 @@
     </w:p>
     <w:p>
       <w:pPr>
+        <w:jc w:val="both"/>
         <w:rPr>
           <w:b/>
           <w:bCs/>
@@ -58,6 +60,7 @@
           <w:ilvl w:val="0"/>
           <w:numId w:val="2"/>
         </w:numPr>
+        <w:jc w:val="both"/>
         <w:rPr>
           <w:sz w:val="24"/>
           <w:szCs w:val="22"/>
@@ -77,6 +80,7 @@
           <w:ilvl w:val="0"/>
           <w:numId w:val="2"/>
         </w:numPr>
+        <w:jc w:val="both"/>
         <w:rPr>
           <w:sz w:val="24"/>
           <w:szCs w:val="22"/>
@@ -96,6 +100,7 @@
           <w:ilvl w:val="0"/>
           <w:numId w:val="2"/>
         </w:numPr>
+        <w:jc w:val="both"/>
         <w:rPr>
           <w:sz w:val="24"/>
           <w:szCs w:val="22"/>
@@ -115,6 +120,7 @@
           <w:ilvl w:val="0"/>
           <w:numId w:val="2"/>
         </w:numPr>
+        <w:jc w:val="both"/>
         <w:rPr>
           <w:sz w:val="24"/>
           <w:szCs w:val="22"/>
@@ -134,6 +140,7 @@
           <w:ilvl w:val="0"/>
           <w:numId w:val="2"/>
         </w:numPr>
+        <w:jc w:val="both"/>
         <w:rPr>
           <w:sz w:val="24"/>
           <w:szCs w:val="22"/>
@@ -153,6 +160,7 @@
           <w:ilvl w:val="0"/>
           <w:numId w:val="2"/>
         </w:numPr>
+        <w:jc w:val="both"/>
         <w:rPr>
           <w:sz w:val="24"/>
           <w:szCs w:val="22"/>
@@ -172,6 +180,7 @@
           <w:ilvl w:val="0"/>
           <w:numId w:val="2"/>
         </w:numPr>
+        <w:jc w:val="both"/>
         <w:rPr>
           <w:sz w:val="24"/>
           <w:szCs w:val="22"/>
@@ -187,6 +196,7 @@
     </w:p>
     <w:p>
       <w:pPr>
+        <w:jc w:val="both"/>
         <w:rPr>
           <w:sz w:val="24"/>
           <w:szCs w:val="22"/>
@@ -196,6 +206,7 @@
     </w:p>
     <w:p>
       <w:pPr>
+        <w:jc w:val="both"/>
         <w:rPr>
           <w:b/>
           <w:bCs/>
@@ -215,6 +226,7 @@
     </w:p>
     <w:p>
       <w:pPr>
+        <w:jc w:val="both"/>
         <w:rPr>
           <w:sz w:val="24"/>
           <w:szCs w:val="22"/>
@@ -246,6 +258,7 @@
     </w:p>
     <w:p>
       <w:pPr>
+        <w:jc w:val="both"/>
         <w:rPr>
           <w:sz w:val="24"/>
           <w:szCs w:val="22"/>
@@ -265,6 +278,7 @@
           <w:ilvl w:val="0"/>
           <w:numId w:val="3"/>
         </w:numPr>
+        <w:jc w:val="both"/>
         <w:rPr>
           <w:sz w:val="24"/>
           <w:szCs w:val="22"/>
@@ -284,6 +298,7 @@
           <w:ilvl w:val="0"/>
           <w:numId w:val="3"/>
         </w:numPr>
+        <w:jc w:val="both"/>
         <w:rPr>
           <w:sz w:val="24"/>
           <w:szCs w:val="22"/>
@@ -303,6 +318,7 @@
           <w:ilvl w:val="0"/>
           <w:numId w:val="3"/>
         </w:numPr>
+        <w:jc w:val="both"/>
         <w:rPr>
           <w:sz w:val="24"/>
           <w:szCs w:val="22"/>
@@ -322,6 +338,7 @@
           <w:ilvl w:val="0"/>
           <w:numId w:val="3"/>
         </w:numPr>
+        <w:jc w:val="both"/>
         <w:rPr>
           <w:sz w:val="24"/>
           <w:szCs w:val="22"/>
@@ -341,6 +358,7 @@
           <w:ilvl w:val="0"/>
           <w:numId w:val="3"/>
         </w:numPr>
+        <w:jc w:val="both"/>
         <w:rPr>
           <w:sz w:val="24"/>
           <w:szCs w:val="22"/>
@@ -360,6 +378,7 @@
           <w:ilvl w:val="0"/>
           <w:numId w:val="3"/>
         </w:numPr>
+        <w:jc w:val="both"/>
         <w:rPr>
           <w:sz w:val="24"/>
           <w:szCs w:val="22"/>
@@ -375,6 +394,7 @@
     </w:p>
     <w:p>
       <w:pPr>
+        <w:jc w:val="both"/>
         <w:rPr>
           <w:sz w:val="24"/>
           <w:szCs w:val="22"/>
@@ -406,6 +426,7 @@
     </w:p>
     <w:p>
       <w:pPr>
+        <w:jc w:val="both"/>
         <w:rPr>
           <w:sz w:val="24"/>
           <w:szCs w:val="22"/>
@@ -437,14 +458,16 @@
     </w:p>
     <w:p>
       <w:pPr>
-        <w:rPr>
-          <w:sz w:val="24"/>
-          <w:szCs w:val="22"/>
-        </w:rPr>
-      </w:pPr>
-    </w:p>
-    <w:p>
-      <w:pPr>
+        <w:jc w:val="both"/>
+        <w:rPr>
+          <w:sz w:val="24"/>
+          <w:szCs w:val="22"/>
+        </w:rPr>
+      </w:pPr>
+    </w:p>
+    <w:p>
+      <w:pPr>
+        <w:jc w:val="both"/>
         <w:rPr>
           <w:b/>
           <w:bCs/>
@@ -464,6 +487,7 @@
     </w:p>
     <w:p>
       <w:pPr>
+        <w:jc w:val="both"/>
         <w:rPr>
           <w:sz w:val="24"/>
           <w:szCs w:val="22"/>
@@ -479,6 +503,7 @@
     </w:p>
     <w:p>
       <w:pPr>
+        <w:jc w:val="both"/>
         <w:rPr>
           <w:sz w:val="24"/>
           <w:szCs w:val="22"/>
@@ -494,6 +519,7 @@
     </w:p>
     <w:p>
       <w:pPr>
+        <w:jc w:val="both"/>
         <w:rPr>
           <w:sz w:val="24"/>
           <w:szCs w:val="22"/>
@@ -509,6 +535,7 @@
     </w:p>
     <w:p>
       <w:pPr>
+        <w:jc w:val="both"/>
         <w:rPr>
           <w:sz w:val="24"/>
           <w:szCs w:val="22"/>
@@ -524,6 +551,7 @@
     </w:p>
     <w:p>
       <w:pPr>
+        <w:jc w:val="both"/>
         <w:rPr>
           <w:sz w:val="24"/>
           <w:szCs w:val="22"/>
@@ -540,6 +568,7 @@
     </w:p>
     <w:p>
       <w:pPr>
+        <w:jc w:val="both"/>
         <w:rPr>
           <w:sz w:val="24"/>
           <w:szCs w:val="22"/>
@@ -555,6 +584,7 @@
     </w:p>
     <w:p>
       <w:pPr>
+        <w:jc w:val="both"/>
         <w:rPr>
           <w:sz w:val="24"/>
           <w:szCs w:val="22"/>
@@ -570,6 +600,7 @@
     </w:p>
     <w:p>
       <w:pPr>
+        <w:jc w:val="both"/>
         <w:rPr>
           <w:sz w:val="24"/>
           <w:szCs w:val="22"/>
@@ -601,6 +632,7 @@
     </w:p>
     <w:p>
       <w:pPr>
+        <w:jc w:val="both"/>
         <w:rPr>
           <w:sz w:val="24"/>
           <w:szCs w:val="22"/>
@@ -620,6 +652,7 @@
           <w:ilvl w:val="0"/>
           <w:numId w:val="4"/>
         </w:numPr>
+        <w:jc w:val="both"/>
         <w:rPr>
           <w:sz w:val="24"/>
           <w:szCs w:val="22"/>
@@ -639,6 +672,7 @@
           <w:ilvl w:val="0"/>
           <w:numId w:val="4"/>
         </w:numPr>
+        <w:jc w:val="both"/>
         <w:rPr>
           <w:sz w:val="24"/>
           <w:szCs w:val="22"/>
@@ -658,6 +692,7 @@
           <w:ilvl w:val="0"/>
           <w:numId w:val="4"/>
         </w:numPr>
+        <w:jc w:val="both"/>
         <w:rPr>
           <w:sz w:val="24"/>
           <w:szCs w:val="22"/>
@@ -677,6 +712,7 @@
           <w:ilvl w:val="0"/>
           <w:numId w:val="4"/>
         </w:numPr>
+        <w:jc w:val="both"/>
         <w:rPr>
           <w:sz w:val="24"/>
           <w:szCs w:val="22"/>
@@ -696,6 +732,7 @@
           <w:ilvl w:val="0"/>
           <w:numId w:val="4"/>
         </w:numPr>
+        <w:jc w:val="both"/>
         <w:rPr>
           <w:sz w:val="24"/>
           <w:szCs w:val="22"/>
@@ -715,6 +752,7 @@
           <w:ilvl w:val="0"/>
           <w:numId w:val="4"/>
         </w:numPr>
+        <w:jc w:val="both"/>
         <w:rPr>
           <w:sz w:val="24"/>
           <w:szCs w:val="22"/>
@@ -730,6 +768,7 @@
     </w:p>
     <w:p>
       <w:pPr>
+        <w:jc w:val="both"/>
         <w:rPr>
           <w:sz w:val="24"/>
           <w:szCs w:val="22"/>
@@ -745,6 +784,7 @@
     </w:p>
     <w:p>
       <w:pPr>
+        <w:jc w:val="both"/>
         <w:rPr>
           <w:sz w:val="24"/>
           <w:szCs w:val="22"/>
@@ -760,14 +800,16 @@
     </w:p>
     <w:p>
       <w:pPr>
-        <w:rPr>
-          <w:sz w:val="24"/>
-          <w:szCs w:val="22"/>
-        </w:rPr>
-      </w:pPr>
-    </w:p>
-    <w:p>
-      <w:pPr>
+        <w:jc w:val="both"/>
+        <w:rPr>
+          <w:sz w:val="24"/>
+          <w:szCs w:val="22"/>
+        </w:rPr>
+      </w:pPr>
+    </w:p>
+    <w:p>
+      <w:pPr>
+        <w:jc w:val="both"/>
         <w:rPr>
           <w:b/>
           <w:bCs/>
@@ -787,6 +829,7 @@
     </w:p>
     <w:p>
       <w:pPr>
+        <w:jc w:val="both"/>
         <w:rPr>
           <w:sz w:val="24"/>
           <w:szCs w:val="22"/>
@@ -802,6 +845,7 @@
     </w:p>
     <w:p>
       <w:pPr>
+        <w:jc w:val="both"/>
         <w:rPr>
           <w:sz w:val="24"/>
           <w:szCs w:val="22"/>
@@ -817,14 +861,16 @@
     </w:p>
     <w:p>
       <w:pPr>
-        <w:rPr>
-          <w:sz w:val="24"/>
-          <w:szCs w:val="22"/>
-        </w:rPr>
-      </w:pPr>
-    </w:p>
-    <w:p>
-      <w:pPr>
+        <w:jc w:val="both"/>
+        <w:rPr>
+          <w:sz w:val="24"/>
+          <w:szCs w:val="22"/>
+        </w:rPr>
+      </w:pPr>
+    </w:p>
+    <w:p>
+      <w:pPr>
+        <w:jc w:val="both"/>
         <w:rPr>
           <w:sz w:val="24"/>
           <w:szCs w:val="22"/>
@@ -840,6 +886,7 @@
     </w:p>
     <w:p>
       <w:pPr>
+        <w:jc w:val="both"/>
         <w:rPr>
           <w:sz w:val="24"/>
           <w:szCs w:val="22"/>
@@ -855,6 +902,7 @@
     </w:p>
     <w:p>
       <w:pPr>
+        <w:jc w:val="both"/>
         <w:rPr>
           <w:sz w:val="24"/>
           <w:szCs w:val="22"/>
@@ -870,6 +918,7 @@
     </w:p>
     <w:p>
       <w:pPr>
+        <w:jc w:val="both"/>
         <w:rPr>
           <w:sz w:val="24"/>
           <w:szCs w:val="22"/>
@@ -885,6 +934,7 @@
     </w:p>
     <w:p>
       <w:pPr>
+        <w:jc w:val="both"/>
         <w:rPr>
           <w:sz w:val="24"/>
           <w:szCs w:val="22"/>
@@ -900,6 +950,7 @@
     </w:p>
     <w:p>
       <w:pPr>
+        <w:jc w:val="both"/>
         <w:rPr>
           <w:sz w:val="24"/>
           <w:szCs w:val="22"/>
@@ -915,6 +966,7 @@
     </w:p>
     <w:p>
       <w:pPr>
+        <w:jc w:val="both"/>
         <w:rPr>
           <w:sz w:val="24"/>
           <w:szCs w:val="22"/>
@@ -930,6 +982,7 @@
     </w:p>
     <w:p>
       <w:pPr>
+        <w:jc w:val="both"/>
         <w:rPr>
           <w:sz w:val="24"/>
           <w:szCs w:val="22"/>
@@ -945,6 +998,7 @@
     </w:p>
     <w:p>
       <w:pPr>
+        <w:jc w:val="both"/>
         <w:rPr>
           <w:sz w:val="24"/>
           <w:szCs w:val="22"/>
@@ -960,6 +1014,7 @@
     </w:p>
     <w:p>
       <w:pPr>
+        <w:jc w:val="both"/>
         <w:rPr>
           <w:sz w:val="24"/>
           <w:szCs w:val="22"/>
@@ -975,6 +1030,7 @@
     </w:p>
     <w:p>
       <w:pPr>
+        <w:jc w:val="both"/>
         <w:rPr>
           <w:sz w:val="24"/>
           <w:szCs w:val="22"/>
@@ -991,6 +1047,7 @@
     </w:p>
     <w:p>
       <w:pPr>
+        <w:jc w:val="both"/>
         <w:rPr>
           <w:sz w:val="24"/>
           <w:szCs w:val="22"/>
@@ -1006,6 +1063,7 @@
     </w:p>
     <w:p>
       <w:pPr>
+        <w:jc w:val="both"/>
         <w:rPr>
           <w:sz w:val="24"/>
           <w:szCs w:val="22"/>
@@ -1021,6 +1079,7 @@
     </w:p>
     <w:p>
       <w:pPr>
+        <w:jc w:val="both"/>
         <w:rPr>
           <w:sz w:val="24"/>
           <w:szCs w:val="22"/>
@@ -1036,6 +1095,7 @@
     </w:p>
     <w:p>
       <w:pPr>
+        <w:jc w:val="both"/>
         <w:rPr>
           <w:sz w:val="24"/>
           <w:szCs w:val="22"/>
@@ -1051,6 +1111,7 @@
     </w:p>
     <w:p>
       <w:pPr>
+        <w:jc w:val="both"/>
         <w:rPr>
           <w:sz w:val="24"/>
           <w:szCs w:val="22"/>
@@ -1066,6 +1127,7 @@
     </w:p>
     <w:p>
       <w:pPr>
+        <w:jc w:val="both"/>
         <w:rPr>
           <w:sz w:val="24"/>
           <w:szCs w:val="22"/>
@@ -1081,6 +1143,7 @@
     </w:p>
     <w:p>
       <w:pPr>
+        <w:jc w:val="both"/>
         <w:rPr>
           <w:sz w:val="24"/>
           <w:szCs w:val="22"/>
@@ -1096,6 +1159,7 @@
     </w:p>
     <w:p>
       <w:pPr>
+        <w:jc w:val="both"/>
         <w:rPr>
           <w:sz w:val="24"/>
           <w:szCs w:val="22"/>
@@ -1111,14 +1175,16 @@
     </w:p>
     <w:p>
       <w:pPr>
-        <w:rPr>
-          <w:sz w:val="24"/>
-          <w:szCs w:val="22"/>
-        </w:rPr>
-      </w:pPr>
-    </w:p>
-    <w:p>
-      <w:pPr>
+        <w:jc w:val="both"/>
+        <w:rPr>
+          <w:sz w:val="24"/>
+          <w:szCs w:val="22"/>
+        </w:rPr>
+      </w:pPr>
+    </w:p>
+    <w:p>
+      <w:pPr>
+        <w:jc w:val="both"/>
         <w:rPr>
           <w:b/>
           <w:bCs/>
@@ -1138,6 +1204,7 @@
     </w:p>
     <w:p>
       <w:pPr>
+        <w:jc w:val="both"/>
         <w:rPr>
           <w:sz w:val="24"/>
           <w:szCs w:val="22"/>
@@ -1153,6 +1220,7 @@
     </w:p>
     <w:p>
       <w:pPr>
+        <w:jc w:val="both"/>
         <w:rPr>
           <w:sz w:val="24"/>
           <w:szCs w:val="22"/>
@@ -1168,14 +1236,16 @@
     </w:p>
     <w:p>
       <w:pPr>
-        <w:rPr>
-          <w:sz w:val="24"/>
-          <w:szCs w:val="22"/>
-        </w:rPr>
-      </w:pPr>
-    </w:p>
-    <w:p>
-      <w:pPr>
+        <w:jc w:val="both"/>
+        <w:rPr>
+          <w:sz w:val="24"/>
+          <w:szCs w:val="22"/>
+        </w:rPr>
+      </w:pPr>
+    </w:p>
+    <w:p>
+      <w:pPr>
+        <w:jc w:val="both"/>
         <w:rPr>
           <w:b/>
           <w:bCs/>
@@ -1195,6 +1265,7 @@
     </w:p>
     <w:p>
       <w:pPr>
+        <w:jc w:val="both"/>
         <w:rPr>
           <w:sz w:val="24"/>
           <w:szCs w:val="22"/>
@@ -1210,6 +1281,7 @@
     </w:p>
     <w:p>
       <w:pPr>
+        <w:jc w:val="both"/>
         <w:rPr>
           <w:sz w:val="24"/>
           <w:szCs w:val="22"/>
@@ -1225,6 +1297,7 @@
     </w:p>
     <w:p>
       <w:pPr>
+        <w:jc w:val="both"/>
         <w:rPr>
           <w:sz w:val="24"/>
           <w:szCs w:val="22"/>
@@ -1256,6 +1329,7 @@
     </w:p>
     <w:p>
       <w:pPr>
+        <w:jc w:val="both"/>
         <w:rPr>
           <w:sz w:val="24"/>
           <w:szCs w:val="22"/>
@@ -1271,30 +1345,34 @@
     </w:p>
     <w:p>
       <w:pPr>
-        <w:rPr>
-          <w:sz w:val="24"/>
-          <w:szCs w:val="22"/>
-        </w:rPr>
-      </w:pPr>
-    </w:p>
-    <w:p>
-      <w:pPr>
-        <w:rPr>
-          <w:sz w:val="24"/>
-          <w:szCs w:val="22"/>
-        </w:rPr>
-      </w:pPr>
-    </w:p>
-    <w:p>
-      <w:pPr>
-        <w:rPr>
-          <w:sz w:val="24"/>
-          <w:szCs w:val="22"/>
-        </w:rPr>
-      </w:pPr>
-    </w:p>
-    <w:p>
-      <w:pPr>
+        <w:jc w:val="both"/>
+        <w:rPr>
+          <w:sz w:val="24"/>
+          <w:szCs w:val="22"/>
+        </w:rPr>
+      </w:pPr>
+    </w:p>
+    <w:p>
+      <w:pPr>
+        <w:jc w:val="both"/>
+        <w:rPr>
+          <w:sz w:val="24"/>
+          <w:szCs w:val="22"/>
+        </w:rPr>
+      </w:pPr>
+    </w:p>
+    <w:p>
+      <w:pPr>
+        <w:jc w:val="both"/>
+        <w:rPr>
+          <w:sz w:val="24"/>
+          <w:szCs w:val="22"/>
+        </w:rPr>
+      </w:pPr>
+    </w:p>
+    <w:p>
+      <w:pPr>
+        <w:jc w:val="both"/>
         <w:rPr>
           <w:b/>
           <w:bCs/>
@@ -1310,43 +1388,55 @@
           <w:szCs w:val="28"/>
         </w:rPr>
         <w:lastRenderedPageBreak/>
-        <w:t>Dataset Understanding</w:t>
-      </w:r>
-    </w:p>
-    <w:p>
-      <w:pPr>
-        <w:rPr>
-          <w:sz w:val="24"/>
-          <w:szCs w:val="22"/>
-        </w:rPr>
-      </w:pPr>
-    </w:p>
-    <w:p>
-      <w:pPr>
-        <w:rPr>
-          <w:sz w:val="24"/>
-          <w:szCs w:val="22"/>
-        </w:rPr>
-      </w:pPr>
-      <w:r>
-        <w:rPr>
-          <w:sz w:val="24"/>
-          <w:szCs w:val="22"/>
-        </w:rPr>
-        <w:t>Our dataset has:</w:t>
-      </w:r>
-    </w:p>
-    <w:p>
-      <w:pPr>
-        <w:rPr>
-          <w:sz w:val="24"/>
-          <w:szCs w:val="22"/>
-        </w:rPr>
-      </w:pPr>
+        <w:t xml:space="preserve">01. </w:t>
+      </w:r>
       <w:r>
         <w:rPr>
           <w:b/>
           <w:bCs/>
+          <w:sz w:val="32"/>
+          <w:szCs w:val="28"/>
+        </w:rPr>
+        <w:t>Dataset Understanding</w:t>
+      </w:r>
+    </w:p>
+    <w:p>
+      <w:pPr>
+        <w:jc w:val="both"/>
+        <w:rPr>
+          <w:sz w:val="24"/>
+          <w:szCs w:val="22"/>
+        </w:rPr>
+      </w:pPr>
+    </w:p>
+    <w:p>
+      <w:pPr>
+        <w:jc w:val="both"/>
+        <w:rPr>
+          <w:sz w:val="24"/>
+          <w:szCs w:val="22"/>
+        </w:rPr>
+      </w:pPr>
+      <w:r>
+        <w:rPr>
+          <w:sz w:val="24"/>
+          <w:szCs w:val="22"/>
+        </w:rPr>
+        <w:t>Our dataset has:</w:t>
+      </w:r>
+    </w:p>
+    <w:p>
+      <w:pPr>
+        <w:jc w:val="both"/>
+        <w:rPr>
+          <w:sz w:val="24"/>
+          <w:szCs w:val="22"/>
+        </w:rPr>
+      </w:pPr>
+      <w:r>
+        <w:rPr>
+          <w:b/>
+          <w:bCs/>
           <w:sz w:val="24"/>
           <w:szCs w:val="22"/>
         </w:rPr>
@@ -1355,6 +1445,7 @@
     </w:p>
     <w:p>
       <w:pPr>
+        <w:jc w:val="both"/>
         <w:rPr>
           <w:sz w:val="24"/>
           <w:szCs w:val="22"/>
@@ -1374,6 +1465,7 @@
           <w:ilvl w:val="0"/>
           <w:numId w:val="5"/>
         </w:numPr>
+        <w:jc w:val="both"/>
         <w:rPr>
           <w:sz w:val="24"/>
           <w:szCs w:val="22"/>
@@ -1393,6 +1485,7 @@
           <w:ilvl w:val="0"/>
           <w:numId w:val="5"/>
         </w:numPr>
+        <w:jc w:val="both"/>
         <w:rPr>
           <w:sz w:val="24"/>
           <w:szCs w:val="22"/>
@@ -1409,6 +1502,7 @@
     <w:p>
       <w:pPr>
         <w:pStyle w:val="pdq2pgselectionanchorcontainer"/>
+        <w:jc w:val="both"/>
       </w:pPr>
       <w:r>
         <w:rPr>
@@ -1424,6 +1518,7 @@
           <w:ilvl w:val="0"/>
           <w:numId w:val="6"/>
         </w:numPr>
+        <w:jc w:val="both"/>
       </w:pPr>
       <w:r>
         <w:t xml:space="preserve">"The grain of my dataset is </w:t>
@@ -1441,6 +1536,2548 @@
     </w:p>
     <w:p>
       <w:pPr>
+        <w:jc w:val="both"/>
+        <w:rPr>
+          <w:sz w:val="24"/>
+          <w:szCs w:val="22"/>
+        </w:rPr>
+      </w:pPr>
+    </w:p>
+    <w:p>
+      <w:pPr>
+        <w:jc w:val="both"/>
+        <w:rPr>
+          <w:b/>
+          <w:bCs/>
+          <w:sz w:val="28"/>
+          <w:szCs w:val="24"/>
+        </w:rPr>
+      </w:pPr>
+      <w:r>
+        <w:rPr>
+          <w:b/>
+          <w:bCs/>
+          <w:sz w:val="28"/>
+          <w:szCs w:val="24"/>
+        </w:rPr>
+        <w:t>Interview explanation</w:t>
+      </w:r>
+    </w:p>
+    <w:p>
+      <w:pPr>
+        <w:jc w:val="both"/>
+        <w:rPr>
+          <w:sz w:val="24"/>
+          <w:szCs w:val="22"/>
+        </w:rPr>
+      </w:pPr>
+      <w:r>
+        <w:rPr>
+          <w:sz w:val="24"/>
+          <w:szCs w:val="22"/>
+        </w:rPr>
+        <w:t>"What was the objective of your project?"</w:t>
+      </w:r>
+    </w:p>
+    <w:p>
+      <w:pPr>
+        <w:jc w:val="both"/>
+        <w:rPr>
+          <w:sz w:val="24"/>
+          <w:szCs w:val="22"/>
+        </w:rPr>
+      </w:pPr>
+      <w:r>
+        <w:rPr>
+          <w:sz w:val="24"/>
+          <w:szCs w:val="22"/>
+        </w:rPr>
+        <w:t>You can say:</w:t>
+      </w:r>
+    </w:p>
+    <w:p>
+      <w:pPr>
+        <w:jc w:val="both"/>
+        <w:rPr>
+          <w:sz w:val="24"/>
+          <w:szCs w:val="22"/>
+        </w:rPr>
+      </w:pPr>
+      <w:r>
+        <w:rPr>
+          <w:sz w:val="24"/>
+          <w:szCs w:val="22"/>
+        </w:rPr>
+        <w:t>"The objective was to perform exploratory analysis on customer-level telecommunications data to understand patterns associated with customer churn. I compared churn across customer demographics, tenure, services, contracts, payment methods, and billing characteristics, and then translated the major patterns into potential retention recommendations."</w:t>
+      </w:r>
+    </w:p>
+    <w:p>
+      <w:pPr>
+        <w:jc w:val="both"/>
+        <w:rPr>
+          <w:sz w:val="24"/>
+          <w:szCs w:val="22"/>
+        </w:rPr>
+      </w:pPr>
+    </w:p>
+    <w:p>
+      <w:pPr>
+        <w:jc w:val="both"/>
+        <w:rPr>
+          <w:b/>
+          <w:bCs/>
+          <w:sz w:val="24"/>
+          <w:szCs w:val="22"/>
+        </w:rPr>
+      </w:pPr>
+      <w:r>
+        <w:rPr>
+          <w:b/>
+          <w:bCs/>
+          <w:sz w:val="24"/>
+          <w:szCs w:val="22"/>
+        </w:rPr>
+        <w:t>Data Quality Issues Identified</w:t>
+      </w:r>
+    </w:p>
+    <w:p>
+      <w:pPr>
+        <w:jc w:val="both"/>
+        <w:rPr>
+          <w:sz w:val="24"/>
+          <w:szCs w:val="22"/>
+        </w:rPr>
+      </w:pPr>
+      <w:r>
+        <w:rPr>
+          <w:sz w:val="24"/>
+          <w:szCs w:val="22"/>
+        </w:rPr>
+        <w:t>Based on the initial assessment, the following data-quality issues require attention:</w:t>
+      </w:r>
+    </w:p>
+    <w:tbl>
+      <w:tblPr>
+        <w:tblStyle w:val="TableGrid"/>
+        <w:tblW w:w="0" w:type="auto"/>
+        <w:tblLook w:val="04A0" w:firstRow="1" w:lastRow="0" w:firstColumn="1" w:lastColumn="0" w:noHBand="0" w:noVBand="1"/>
+      </w:tblPr>
+      <w:tblGrid>
+        <w:gridCol w:w="2214"/>
+        <w:gridCol w:w="3607"/>
+        <w:gridCol w:w="3195"/>
+      </w:tblGrid>
+      <w:tr>
+        <w:tc>
+          <w:tcPr>
+            <w:tcW w:w="0" w:type="auto"/>
+            <w:hideMark/>
+          </w:tcPr>
+          <w:p>
+            <w:pPr>
+              <w:spacing w:after="160" w:line="259" w:lineRule="auto"/>
+              <w:jc w:val="both"/>
+              <w:rPr>
+                <w:b/>
+                <w:bCs/>
+                <w:sz w:val="24"/>
+                <w:szCs w:val="22"/>
+              </w:rPr>
+            </w:pPr>
+            <w:r>
+              <w:rPr>
+                <w:b/>
+                <w:bCs/>
+                <w:sz w:val="24"/>
+                <w:szCs w:val="22"/>
+              </w:rPr>
+              <w:t>Issue</w:t>
+            </w:r>
+          </w:p>
+        </w:tc>
+        <w:tc>
+          <w:tcPr>
+            <w:tcW w:w="0" w:type="auto"/>
+            <w:hideMark/>
+          </w:tcPr>
+          <w:p>
+            <w:pPr>
+              <w:spacing w:after="160" w:line="259" w:lineRule="auto"/>
+              <w:jc w:val="both"/>
+              <w:rPr>
+                <w:b/>
+                <w:bCs/>
+                <w:sz w:val="24"/>
+                <w:szCs w:val="22"/>
+              </w:rPr>
+            </w:pPr>
+            <w:r>
+              <w:rPr>
+                <w:b/>
+                <w:bCs/>
+                <w:sz w:val="24"/>
+                <w:szCs w:val="22"/>
+              </w:rPr>
+              <w:t>Columns</w:t>
+            </w:r>
+          </w:p>
+        </w:tc>
+        <w:tc>
+          <w:tcPr>
+            <w:tcW w:w="0" w:type="auto"/>
+            <w:hideMark/>
+          </w:tcPr>
+          <w:p>
+            <w:pPr>
+              <w:spacing w:after="160" w:line="259" w:lineRule="auto"/>
+              <w:jc w:val="both"/>
+              <w:rPr>
+                <w:b/>
+                <w:bCs/>
+                <w:sz w:val="24"/>
+                <w:szCs w:val="22"/>
+              </w:rPr>
+            </w:pPr>
+            <w:r>
+              <w:rPr>
+                <w:b/>
+                <w:bCs/>
+                <w:sz w:val="24"/>
+                <w:szCs w:val="22"/>
+              </w:rPr>
+              <w:t>Action Required</w:t>
+            </w:r>
+          </w:p>
+        </w:tc>
+      </w:tr>
+      <w:tr>
+        <w:tc>
+          <w:tcPr>
+            <w:tcW w:w="0" w:type="auto"/>
+            <w:hideMark/>
+          </w:tcPr>
+          <w:p>
+            <w:pPr>
+              <w:spacing w:after="160" w:line="259" w:lineRule="auto"/>
+              <w:jc w:val="both"/>
+              <w:rPr>
+                <w:sz w:val="24"/>
+                <w:szCs w:val="22"/>
+              </w:rPr>
+            </w:pPr>
+            <w:r>
+              <w:rPr>
+                <w:sz w:val="24"/>
+                <w:szCs w:val="22"/>
+              </w:rPr>
+              <w:t>Missing values</w:t>
+            </w:r>
+          </w:p>
+        </w:tc>
+        <w:tc>
+          <w:tcPr>
+            <w:tcW w:w="0" w:type="auto"/>
+            <w:hideMark/>
+          </w:tcPr>
+          <w:p>
+            <w:pPr>
+              <w:spacing w:after="160" w:line="259" w:lineRule="auto"/>
+              <w:jc w:val="both"/>
+              <w:rPr>
+                <w:sz w:val="24"/>
+                <w:szCs w:val="22"/>
+              </w:rPr>
+            </w:pPr>
+            <w:r>
+              <w:rPr>
+                <w:sz w:val="24"/>
+                <w:szCs w:val="22"/>
+              </w:rPr>
+              <w:t xml:space="preserve">Age, </w:t>
+            </w:r>
+            <w:proofErr w:type="spellStart"/>
+            <w:r>
+              <w:rPr>
+                <w:sz w:val="24"/>
+                <w:szCs w:val="22"/>
+              </w:rPr>
+              <w:t>TechSupport</w:t>
+            </w:r>
+            <w:proofErr w:type="spellEnd"/>
+            <w:r>
+              <w:rPr>
+                <w:sz w:val="24"/>
+                <w:szCs w:val="22"/>
+              </w:rPr>
+              <w:t xml:space="preserve">, </w:t>
+            </w:r>
+            <w:proofErr w:type="spellStart"/>
+            <w:r>
+              <w:rPr>
+                <w:sz w:val="24"/>
+                <w:szCs w:val="22"/>
+              </w:rPr>
+              <w:t>PaymentMethod</w:t>
+            </w:r>
+            <w:proofErr w:type="spellEnd"/>
+            <w:r>
+              <w:rPr>
+                <w:sz w:val="24"/>
+                <w:szCs w:val="22"/>
+              </w:rPr>
+              <w:t xml:space="preserve">, </w:t>
+            </w:r>
+            <w:proofErr w:type="spellStart"/>
+            <w:r>
+              <w:rPr>
+                <w:sz w:val="24"/>
+                <w:szCs w:val="22"/>
+              </w:rPr>
+              <w:t>MonthlyCharges</w:t>
+            </w:r>
+            <w:proofErr w:type="spellEnd"/>
+            <w:r>
+              <w:rPr>
+                <w:sz w:val="24"/>
+                <w:szCs w:val="22"/>
+              </w:rPr>
+              <w:t xml:space="preserve">, </w:t>
+            </w:r>
+            <w:proofErr w:type="spellStart"/>
+            <w:r>
+              <w:rPr>
+                <w:sz w:val="24"/>
+                <w:szCs w:val="22"/>
+              </w:rPr>
+              <w:t>TotalCharges</w:t>
+            </w:r>
+            <w:proofErr w:type="spellEnd"/>
+          </w:p>
+        </w:tc>
+        <w:tc>
+          <w:tcPr>
+            <w:tcW w:w="0" w:type="auto"/>
+            <w:hideMark/>
+          </w:tcPr>
+          <w:p>
+            <w:pPr>
+              <w:spacing w:after="160" w:line="259" w:lineRule="auto"/>
+              <w:jc w:val="both"/>
+              <w:rPr>
+                <w:sz w:val="24"/>
+                <w:szCs w:val="22"/>
+              </w:rPr>
+            </w:pPr>
+            <w:r>
+              <w:rPr>
+                <w:sz w:val="24"/>
+                <w:szCs w:val="22"/>
+              </w:rPr>
+              <w:t>Investigate and determine appropriate treatment</w:t>
+            </w:r>
+          </w:p>
+        </w:tc>
+      </w:tr>
+      <w:tr>
+        <w:tc>
+          <w:tcPr>
+            <w:tcW w:w="0" w:type="auto"/>
+            <w:hideMark/>
+          </w:tcPr>
+          <w:p>
+            <w:pPr>
+              <w:spacing w:after="160" w:line="259" w:lineRule="auto"/>
+              <w:jc w:val="both"/>
+              <w:rPr>
+                <w:sz w:val="24"/>
+                <w:szCs w:val="22"/>
+              </w:rPr>
+            </w:pPr>
+            <w:r>
+              <w:rPr>
+                <w:sz w:val="24"/>
+                <w:szCs w:val="22"/>
+              </w:rPr>
+              <w:t>Duplicate customer records</w:t>
+            </w:r>
+          </w:p>
+        </w:tc>
+        <w:tc>
+          <w:tcPr>
+            <w:tcW w:w="0" w:type="auto"/>
+            <w:hideMark/>
+          </w:tcPr>
+          <w:p>
+            <w:pPr>
+              <w:spacing w:after="160" w:line="259" w:lineRule="auto"/>
+              <w:jc w:val="both"/>
+              <w:rPr>
+                <w:sz w:val="24"/>
+                <w:szCs w:val="22"/>
+              </w:rPr>
+            </w:pPr>
+            <w:proofErr w:type="spellStart"/>
+            <w:r>
+              <w:rPr>
+                <w:sz w:val="24"/>
+                <w:szCs w:val="22"/>
+              </w:rPr>
+              <w:t>CustomerID</w:t>
+            </w:r>
+            <w:proofErr w:type="spellEnd"/>
+          </w:p>
+        </w:tc>
+        <w:tc>
+          <w:tcPr>
+            <w:tcW w:w="0" w:type="auto"/>
+            <w:hideMark/>
+          </w:tcPr>
+          <w:p>
+            <w:pPr>
+              <w:spacing w:after="160" w:line="259" w:lineRule="auto"/>
+              <w:jc w:val="both"/>
+              <w:rPr>
+                <w:sz w:val="24"/>
+                <w:szCs w:val="22"/>
+              </w:rPr>
+            </w:pPr>
+            <w:r>
+              <w:rPr>
+                <w:sz w:val="24"/>
+                <w:szCs w:val="22"/>
+              </w:rPr>
+              <w:t>Remove exact duplicate copies after validation</w:t>
+            </w:r>
+          </w:p>
+        </w:tc>
+      </w:tr>
+      <w:tr>
+        <w:tc>
+          <w:tcPr>
+            <w:tcW w:w="0" w:type="auto"/>
+            <w:hideMark/>
+          </w:tcPr>
+          <w:p>
+            <w:pPr>
+              <w:spacing w:after="160" w:line="259" w:lineRule="auto"/>
+              <w:jc w:val="both"/>
+              <w:rPr>
+                <w:sz w:val="24"/>
+                <w:szCs w:val="22"/>
+              </w:rPr>
+            </w:pPr>
+            <w:r>
+              <w:rPr>
+                <w:sz w:val="24"/>
+                <w:szCs w:val="22"/>
+              </w:rPr>
+              <w:t>Inconsistent capitalization</w:t>
+            </w:r>
+          </w:p>
+        </w:tc>
+        <w:tc>
+          <w:tcPr>
+            <w:tcW w:w="0" w:type="auto"/>
+            <w:hideMark/>
+          </w:tcPr>
+          <w:p>
+            <w:pPr>
+              <w:spacing w:after="160" w:line="259" w:lineRule="auto"/>
+              <w:jc w:val="both"/>
+              <w:rPr>
+                <w:sz w:val="24"/>
+                <w:szCs w:val="22"/>
+              </w:rPr>
+            </w:pPr>
+            <w:r>
+              <w:rPr>
+                <w:sz w:val="24"/>
+                <w:szCs w:val="22"/>
+              </w:rPr>
+              <w:t xml:space="preserve">Partner, Dependents, </w:t>
+            </w:r>
+            <w:proofErr w:type="spellStart"/>
+            <w:r>
+              <w:rPr>
+                <w:sz w:val="24"/>
+                <w:szCs w:val="22"/>
+              </w:rPr>
+              <w:t>PhoneService</w:t>
+            </w:r>
+            <w:proofErr w:type="spellEnd"/>
+            <w:r>
+              <w:rPr>
+                <w:sz w:val="24"/>
+                <w:szCs w:val="22"/>
+              </w:rPr>
+              <w:t xml:space="preserve">, </w:t>
+            </w:r>
+            <w:proofErr w:type="spellStart"/>
+            <w:r>
+              <w:rPr>
+                <w:sz w:val="24"/>
+                <w:szCs w:val="22"/>
+              </w:rPr>
+              <w:t>PaperlessBilling</w:t>
+            </w:r>
+            <w:proofErr w:type="spellEnd"/>
+          </w:p>
+        </w:tc>
+        <w:tc>
+          <w:tcPr>
+            <w:tcW w:w="0" w:type="auto"/>
+            <w:hideMark/>
+          </w:tcPr>
+          <w:p>
+            <w:pPr>
+              <w:spacing w:after="160" w:line="259" w:lineRule="auto"/>
+              <w:jc w:val="both"/>
+              <w:rPr>
+                <w:sz w:val="24"/>
+                <w:szCs w:val="22"/>
+              </w:rPr>
+            </w:pPr>
+            <w:r>
+              <w:rPr>
+                <w:sz w:val="24"/>
+                <w:szCs w:val="22"/>
+              </w:rPr>
+              <w:t>Standardize category labels</w:t>
+            </w:r>
+          </w:p>
+        </w:tc>
+      </w:tr>
+      <w:tr>
+        <w:tc>
+          <w:tcPr>
+            <w:tcW w:w="0" w:type="auto"/>
+            <w:hideMark/>
+          </w:tcPr>
+          <w:p>
+            <w:pPr>
+              <w:spacing w:after="160" w:line="259" w:lineRule="auto"/>
+              <w:jc w:val="both"/>
+              <w:rPr>
+                <w:sz w:val="24"/>
+                <w:szCs w:val="22"/>
+              </w:rPr>
+            </w:pPr>
+            <w:r>
+              <w:rPr>
+                <w:sz w:val="24"/>
+                <w:szCs w:val="22"/>
+              </w:rPr>
+              <w:lastRenderedPageBreak/>
+              <w:t>Binary variable stored numerically</w:t>
+            </w:r>
+          </w:p>
+        </w:tc>
+        <w:tc>
+          <w:tcPr>
+            <w:tcW w:w="0" w:type="auto"/>
+            <w:hideMark/>
+          </w:tcPr>
+          <w:p>
+            <w:pPr>
+              <w:spacing w:after="160" w:line="259" w:lineRule="auto"/>
+              <w:jc w:val="both"/>
+              <w:rPr>
+                <w:sz w:val="24"/>
+                <w:szCs w:val="22"/>
+              </w:rPr>
+            </w:pPr>
+            <w:r>
+              <w:rPr>
+                <w:sz w:val="24"/>
+                <w:szCs w:val="22"/>
+              </w:rPr>
+              <w:t>SeniorCitizen</w:t>
+            </w:r>
+          </w:p>
+        </w:tc>
+        <w:tc>
+          <w:tcPr>
+            <w:tcW w:w="0" w:type="auto"/>
+            <w:hideMark/>
+          </w:tcPr>
+          <w:p>
+            <w:pPr>
+              <w:spacing w:after="160" w:line="259" w:lineRule="auto"/>
+              <w:jc w:val="both"/>
+              <w:rPr>
+                <w:sz w:val="24"/>
+                <w:szCs w:val="22"/>
+              </w:rPr>
+            </w:pPr>
+            <w:r>
+              <w:rPr>
+                <w:sz w:val="24"/>
+                <w:szCs w:val="22"/>
+              </w:rPr>
+              <w:t>Treat as categorical during analysis</w:t>
+            </w:r>
+          </w:p>
+        </w:tc>
+      </w:tr>
+      <w:tr>
+        <w:tc>
+          <w:tcPr>
+            <w:tcW w:w="0" w:type="auto"/>
+            <w:hideMark/>
+          </w:tcPr>
+          <w:p>
+            <w:pPr>
+              <w:spacing w:after="160" w:line="259" w:lineRule="auto"/>
+              <w:jc w:val="both"/>
+              <w:rPr>
+                <w:sz w:val="24"/>
+                <w:szCs w:val="22"/>
+              </w:rPr>
+            </w:pPr>
+            <w:r>
+              <w:rPr>
+                <w:sz w:val="24"/>
+                <w:szCs w:val="22"/>
+              </w:rPr>
+              <w:t>Valid business category</w:t>
+            </w:r>
+          </w:p>
+        </w:tc>
+        <w:tc>
+          <w:tcPr>
+            <w:tcW w:w="0" w:type="auto"/>
+            <w:hideMark/>
+          </w:tcPr>
+          <w:p>
+            <w:pPr>
+              <w:spacing w:after="160" w:line="259" w:lineRule="auto"/>
+              <w:jc w:val="both"/>
+              <w:rPr>
+                <w:sz w:val="24"/>
+                <w:szCs w:val="22"/>
+              </w:rPr>
+            </w:pPr>
+            <w:r>
+              <w:rPr>
+                <w:sz w:val="24"/>
+                <w:szCs w:val="22"/>
+              </w:rPr>
+              <w:t>Service-related columns</w:t>
+            </w:r>
+          </w:p>
+        </w:tc>
+        <w:tc>
+          <w:tcPr>
+            <w:tcW w:w="0" w:type="auto"/>
+            <w:hideMark/>
+          </w:tcPr>
+          <w:p>
+            <w:pPr>
+              <w:spacing w:after="160" w:line="259" w:lineRule="auto"/>
+              <w:jc w:val="both"/>
+              <w:rPr>
+                <w:sz w:val="24"/>
+                <w:szCs w:val="22"/>
+              </w:rPr>
+            </w:pPr>
+            <w:r>
+              <w:rPr>
+                <w:sz w:val="24"/>
+                <w:szCs w:val="22"/>
+              </w:rPr>
+              <w:t>Preserve No internet service as a meaningful category</w:t>
+            </w:r>
+          </w:p>
+        </w:tc>
+      </w:tr>
+      <w:tr>
+        <w:tc>
+          <w:tcPr>
+            <w:tcW w:w="0" w:type="auto"/>
+            <w:hideMark/>
+          </w:tcPr>
+          <w:p>
+            <w:pPr>
+              <w:spacing w:after="160" w:line="259" w:lineRule="auto"/>
+              <w:jc w:val="both"/>
+              <w:rPr>
+                <w:sz w:val="24"/>
+                <w:szCs w:val="22"/>
+              </w:rPr>
+            </w:pPr>
+            <w:r>
+              <w:rPr>
+                <w:sz w:val="24"/>
+                <w:szCs w:val="22"/>
+              </w:rPr>
+              <w:t>Target distribution</w:t>
+            </w:r>
+          </w:p>
+        </w:tc>
+        <w:tc>
+          <w:tcPr>
+            <w:tcW w:w="0" w:type="auto"/>
+            <w:hideMark/>
+          </w:tcPr>
+          <w:p>
+            <w:pPr>
+              <w:spacing w:after="160" w:line="259" w:lineRule="auto"/>
+              <w:jc w:val="both"/>
+              <w:rPr>
+                <w:sz w:val="24"/>
+                <w:szCs w:val="22"/>
+              </w:rPr>
+            </w:pPr>
+            <w:r>
+              <w:rPr>
+                <w:sz w:val="24"/>
+                <w:szCs w:val="22"/>
+              </w:rPr>
+              <w:t>Churn</w:t>
+            </w:r>
+          </w:p>
+        </w:tc>
+        <w:tc>
+          <w:tcPr>
+            <w:tcW w:w="0" w:type="auto"/>
+            <w:hideMark/>
+          </w:tcPr>
+          <w:p>
+            <w:pPr>
+              <w:spacing w:after="160" w:line="259" w:lineRule="auto"/>
+              <w:jc w:val="both"/>
+              <w:rPr>
+                <w:sz w:val="24"/>
+                <w:szCs w:val="22"/>
+              </w:rPr>
+            </w:pPr>
+            <w:r>
+              <w:rPr>
+                <w:sz w:val="24"/>
+                <w:szCs w:val="22"/>
+              </w:rPr>
+              <w:t>Establish overall churn rate as the baseline for later comparisons</w:t>
+            </w:r>
+          </w:p>
+        </w:tc>
+      </w:tr>
+    </w:tbl>
+    <w:p>
+      <w:pPr>
+        <w:jc w:val="both"/>
+        <w:rPr>
+          <w:sz w:val="24"/>
+          <w:szCs w:val="22"/>
+        </w:rPr>
+      </w:pPr>
+      <w:r>
+        <w:rPr>
+          <w:sz w:val="24"/>
+          <w:szCs w:val="22"/>
+        </w:rPr>
+        <w:t>These issues will be addressed systematically in the data-cleaning stage before exploratory analysis.</w:t>
+      </w:r>
+    </w:p>
+    <w:p>
+      <w:pPr>
+        <w:jc w:val="both"/>
+        <w:rPr>
+          <w:sz w:val="24"/>
+          <w:szCs w:val="22"/>
+        </w:rPr>
+      </w:pPr>
+    </w:p>
+    <w:p>
+      <w:pPr>
+        <w:jc w:val="both"/>
+        <w:rPr>
+          <w:b/>
+          <w:bCs/>
+          <w:sz w:val="28"/>
+          <w:szCs w:val="24"/>
+        </w:rPr>
+      </w:pPr>
+      <w:r>
+        <w:rPr>
+          <w:b/>
+          <w:bCs/>
+          <w:sz w:val="28"/>
+          <w:szCs w:val="24"/>
+        </w:rPr>
+        <w:t>Notebook 01 Is Now Essentially Complete</w:t>
+      </w:r>
+    </w:p>
+    <w:p>
+      <w:pPr>
+        <w:jc w:val="both"/>
+        <w:rPr>
+          <w:sz w:val="24"/>
+          <w:szCs w:val="22"/>
+        </w:rPr>
+      </w:pPr>
+      <w:r>
+        <w:rPr>
+          <w:sz w:val="24"/>
+          <w:szCs w:val="22"/>
+        </w:rPr>
+        <w:t>At this point we've assessed:</w:t>
+      </w:r>
+    </w:p>
+    <w:p>
+      <w:pPr>
+        <w:jc w:val="both"/>
+        <w:rPr>
+          <w:b/>
+          <w:bCs/>
+          <w:sz w:val="24"/>
+          <w:szCs w:val="22"/>
+        </w:rPr>
+      </w:pPr>
+      <w:r>
+        <w:rPr>
+          <w:b/>
+          <w:bCs/>
+          <w:sz w:val="24"/>
+          <w:szCs w:val="22"/>
+        </w:rPr>
+        <w:t>Dataset structure</w:t>
+      </w:r>
+    </w:p>
+    <w:p>
+      <w:pPr>
+        <w:pStyle w:val="ListParagraph"/>
+        <w:numPr>
+          <w:ilvl w:val="0"/>
+          <w:numId w:val="7"/>
+        </w:numPr>
+        <w:jc w:val="both"/>
+        <w:rPr>
+          <w:sz w:val="24"/>
+          <w:szCs w:val="22"/>
+        </w:rPr>
+      </w:pPr>
+      <w:r>
+        <w:rPr>
+          <w:sz w:val="24"/>
+          <w:szCs w:val="22"/>
+        </w:rPr>
+        <w:t>7,262 records</w:t>
+      </w:r>
+    </w:p>
+    <w:p>
+      <w:pPr>
+        <w:pStyle w:val="ListParagraph"/>
+        <w:numPr>
+          <w:ilvl w:val="0"/>
+          <w:numId w:val="7"/>
+        </w:numPr>
+        <w:jc w:val="both"/>
+        <w:rPr>
+          <w:sz w:val="24"/>
+          <w:szCs w:val="22"/>
+        </w:rPr>
+      </w:pPr>
+      <w:r>
+        <w:rPr>
+          <w:sz w:val="24"/>
+          <w:szCs w:val="22"/>
+        </w:rPr>
+        <w:t>22 columns</w:t>
+      </w:r>
+    </w:p>
+    <w:p>
+      <w:pPr>
+        <w:jc w:val="both"/>
+        <w:rPr>
+          <w:b/>
+          <w:bCs/>
+          <w:sz w:val="24"/>
+          <w:szCs w:val="22"/>
+        </w:rPr>
+      </w:pPr>
+      <w:r>
+        <w:rPr>
+          <w:b/>
+          <w:bCs/>
+          <w:sz w:val="24"/>
+          <w:szCs w:val="22"/>
+        </w:rPr>
+        <w:t>Grain</w:t>
+      </w:r>
+    </w:p>
+    <w:p>
+      <w:pPr>
+        <w:pStyle w:val="ListParagraph"/>
+        <w:numPr>
+          <w:ilvl w:val="0"/>
+          <w:numId w:val="8"/>
+        </w:numPr>
+        <w:jc w:val="both"/>
+        <w:rPr>
+          <w:sz w:val="24"/>
+          <w:szCs w:val="22"/>
+        </w:rPr>
+      </w:pPr>
+      <w:r>
+        <w:rPr>
+          <w:sz w:val="24"/>
+          <w:szCs w:val="22"/>
+        </w:rPr>
+        <w:t>Intended grain → one customer per row</w:t>
+      </w:r>
+    </w:p>
+    <w:p>
+      <w:pPr>
+        <w:jc w:val="both"/>
+        <w:rPr>
+          <w:b/>
+          <w:bCs/>
+          <w:sz w:val="24"/>
+          <w:szCs w:val="22"/>
+        </w:rPr>
+      </w:pPr>
+      <w:r>
+        <w:rPr>
+          <w:b/>
+          <w:bCs/>
+          <w:sz w:val="24"/>
+          <w:szCs w:val="22"/>
+        </w:rPr>
+        <w:t>Data types</w:t>
+      </w:r>
+    </w:p>
+    <w:p>
+      <w:pPr>
+        <w:pStyle w:val="ListParagraph"/>
+        <w:numPr>
+          <w:ilvl w:val="0"/>
+          <w:numId w:val="8"/>
+        </w:numPr>
+        <w:jc w:val="both"/>
+        <w:rPr>
+          <w:sz w:val="24"/>
+          <w:szCs w:val="22"/>
+        </w:rPr>
+      </w:pPr>
+      <w:r>
+        <w:rPr>
+          <w:sz w:val="24"/>
+          <w:szCs w:val="22"/>
+        </w:rPr>
+        <w:t>5 numerical</w:t>
+      </w:r>
+    </w:p>
+    <w:p>
+      <w:pPr>
+        <w:pStyle w:val="ListParagraph"/>
+        <w:numPr>
+          <w:ilvl w:val="0"/>
+          <w:numId w:val="8"/>
+        </w:numPr>
+        <w:jc w:val="both"/>
+        <w:rPr>
+          <w:sz w:val="24"/>
+          <w:szCs w:val="22"/>
+        </w:rPr>
+      </w:pPr>
+      <w:r>
+        <w:rPr>
+          <w:sz w:val="24"/>
+          <w:szCs w:val="22"/>
+        </w:rPr>
+        <w:t>17 object/string</w:t>
+      </w:r>
+    </w:p>
+    <w:p>
+      <w:pPr>
+        <w:pStyle w:val="ListParagraph"/>
+        <w:numPr>
+          <w:ilvl w:val="0"/>
+          <w:numId w:val="8"/>
+        </w:numPr>
+        <w:jc w:val="both"/>
+        <w:rPr>
+          <w:sz w:val="24"/>
+          <w:szCs w:val="22"/>
+        </w:rPr>
+      </w:pPr>
+      <w:r>
+        <w:rPr>
+          <w:sz w:val="24"/>
+          <w:szCs w:val="22"/>
+        </w:rPr>
+        <w:t>16 analytical categorical</w:t>
+      </w:r>
+    </w:p>
+    <w:p>
+      <w:pPr>
+        <w:pStyle w:val="ListParagraph"/>
+        <w:numPr>
+          <w:ilvl w:val="0"/>
+          <w:numId w:val="8"/>
+        </w:numPr>
+        <w:jc w:val="both"/>
+        <w:rPr>
+          <w:sz w:val="24"/>
+          <w:szCs w:val="22"/>
+        </w:rPr>
+      </w:pPr>
+      <w:r>
+        <w:rPr>
+          <w:sz w:val="24"/>
+          <w:szCs w:val="22"/>
+        </w:rPr>
+        <w:t>1 identifier</w:t>
+      </w:r>
+    </w:p>
+    <w:p>
+      <w:pPr>
+        <w:jc w:val="both"/>
+        <w:rPr>
+          <w:b/>
+          <w:bCs/>
+          <w:sz w:val="24"/>
+          <w:szCs w:val="22"/>
+        </w:rPr>
+      </w:pPr>
+      <w:r>
+        <w:rPr>
+          <w:b/>
+          <w:bCs/>
+          <w:sz w:val="24"/>
+          <w:szCs w:val="22"/>
+        </w:rPr>
+        <w:t>Missing values</w:t>
+      </w:r>
+    </w:p>
+    <w:p>
+      <w:pPr>
+        <w:pStyle w:val="ListParagraph"/>
+        <w:numPr>
+          <w:ilvl w:val="0"/>
+          <w:numId w:val="9"/>
+        </w:numPr>
+        <w:jc w:val="both"/>
+        <w:rPr>
+          <w:sz w:val="24"/>
+          <w:szCs w:val="22"/>
+        </w:rPr>
+      </w:pPr>
+      <w:r>
+        <w:rPr>
+          <w:sz w:val="24"/>
+          <w:szCs w:val="22"/>
+        </w:rPr>
+        <w:t xml:space="preserve">Age             </w:t>
+      </w:r>
+      <w:r>
+        <w:rPr>
+          <w:sz w:val="24"/>
+          <w:szCs w:val="22"/>
+        </w:rPr>
+        <w:tab/>
+      </w:r>
+      <w:r>
+        <w:rPr>
+          <w:sz w:val="24"/>
+          <w:szCs w:val="22"/>
+        </w:rPr>
+        <w:tab/>
+      </w:r>
+      <w:r>
+        <w:rPr>
+          <w:sz w:val="24"/>
+          <w:szCs w:val="22"/>
+        </w:rPr>
+        <w:t>87</w:t>
+      </w:r>
+    </w:p>
+    <w:p>
+      <w:pPr>
+        <w:pStyle w:val="ListParagraph"/>
+        <w:numPr>
+          <w:ilvl w:val="0"/>
+          <w:numId w:val="9"/>
+        </w:numPr>
+        <w:jc w:val="both"/>
+        <w:rPr>
+          <w:sz w:val="24"/>
+          <w:szCs w:val="22"/>
+        </w:rPr>
+      </w:pPr>
+      <w:proofErr w:type="spellStart"/>
+      <w:r>
+        <w:rPr>
+          <w:sz w:val="24"/>
+          <w:szCs w:val="22"/>
+        </w:rPr>
+        <w:t>TechSupport</w:t>
+      </w:r>
+      <w:proofErr w:type="spellEnd"/>
+      <w:r>
+        <w:rPr>
+          <w:sz w:val="24"/>
+          <w:szCs w:val="22"/>
+        </w:rPr>
+        <w:t xml:space="preserve">    </w:t>
+      </w:r>
+      <w:r>
+        <w:rPr>
+          <w:sz w:val="24"/>
+          <w:szCs w:val="22"/>
+        </w:rPr>
+        <w:tab/>
+      </w:r>
+      <w:r>
+        <w:rPr>
+          <w:sz w:val="24"/>
+          <w:szCs w:val="22"/>
+        </w:rPr>
+        <w:t>102</w:t>
+      </w:r>
+    </w:p>
+    <w:p>
+      <w:pPr>
+        <w:pStyle w:val="ListParagraph"/>
+        <w:numPr>
+          <w:ilvl w:val="0"/>
+          <w:numId w:val="9"/>
+        </w:numPr>
+        <w:jc w:val="both"/>
+        <w:rPr>
+          <w:sz w:val="24"/>
+          <w:szCs w:val="22"/>
+        </w:rPr>
+      </w:pPr>
+      <w:proofErr w:type="spellStart"/>
+      <w:r>
+        <w:rPr>
+          <w:sz w:val="24"/>
+          <w:szCs w:val="22"/>
+        </w:rPr>
+        <w:t>PaymentMethod</w:t>
+      </w:r>
+      <w:proofErr w:type="spellEnd"/>
+      <w:r>
+        <w:rPr>
+          <w:sz w:val="24"/>
+          <w:szCs w:val="22"/>
+        </w:rPr>
+        <w:t xml:space="preserve">   </w:t>
+      </w:r>
+      <w:r>
+        <w:rPr>
+          <w:sz w:val="24"/>
+          <w:szCs w:val="22"/>
+        </w:rPr>
+        <w:tab/>
+      </w:r>
+      <w:r>
+        <w:rPr>
+          <w:sz w:val="24"/>
+          <w:szCs w:val="22"/>
+        </w:rPr>
+        <w:t>88</w:t>
+      </w:r>
+    </w:p>
+    <w:p>
+      <w:pPr>
+        <w:pStyle w:val="ListParagraph"/>
+        <w:numPr>
+          <w:ilvl w:val="0"/>
+          <w:numId w:val="9"/>
+        </w:numPr>
+        <w:jc w:val="both"/>
+        <w:rPr>
+          <w:sz w:val="24"/>
+          <w:szCs w:val="22"/>
+        </w:rPr>
+      </w:pPr>
+      <w:proofErr w:type="spellStart"/>
+      <w:r>
+        <w:rPr>
+          <w:sz w:val="24"/>
+          <w:szCs w:val="22"/>
+        </w:rPr>
+        <w:t>MonthlyCharges</w:t>
+      </w:r>
+      <w:proofErr w:type="spellEnd"/>
+      <w:r>
+        <w:rPr>
+          <w:sz w:val="24"/>
+          <w:szCs w:val="22"/>
+        </w:rPr>
+        <w:t xml:space="preserve"> </w:t>
+      </w:r>
+      <w:r>
+        <w:rPr>
+          <w:sz w:val="24"/>
+          <w:szCs w:val="22"/>
+        </w:rPr>
+        <w:tab/>
+      </w:r>
+      <w:r>
+        <w:rPr>
+          <w:sz w:val="24"/>
+          <w:szCs w:val="22"/>
+        </w:rPr>
+        <w:t>58</w:t>
+      </w:r>
+    </w:p>
+    <w:p>
+      <w:pPr>
+        <w:pStyle w:val="ListParagraph"/>
+        <w:numPr>
+          <w:ilvl w:val="0"/>
+          <w:numId w:val="9"/>
+        </w:numPr>
+        <w:jc w:val="both"/>
+        <w:rPr>
+          <w:sz w:val="24"/>
+          <w:szCs w:val="22"/>
+        </w:rPr>
+      </w:pPr>
+      <w:proofErr w:type="spellStart"/>
+      <w:r>
+        <w:rPr>
+          <w:sz w:val="24"/>
+          <w:szCs w:val="22"/>
+        </w:rPr>
+        <w:t>TotalCharges</w:t>
+      </w:r>
+      <w:proofErr w:type="spellEnd"/>
+      <w:r>
+        <w:rPr>
+          <w:sz w:val="24"/>
+          <w:szCs w:val="22"/>
+        </w:rPr>
+        <w:t xml:space="preserve">    </w:t>
+      </w:r>
+      <w:r>
+        <w:rPr>
+          <w:sz w:val="24"/>
+          <w:szCs w:val="22"/>
+        </w:rPr>
+        <w:tab/>
+      </w:r>
+      <w:r>
+        <w:rPr>
+          <w:sz w:val="24"/>
+          <w:szCs w:val="22"/>
+        </w:rPr>
+        <w:t>87</w:t>
+      </w:r>
+    </w:p>
+    <w:p>
+      <w:pPr>
+        <w:jc w:val="both"/>
+        <w:rPr>
+          <w:b/>
+          <w:bCs/>
+          <w:sz w:val="24"/>
+          <w:szCs w:val="22"/>
+        </w:rPr>
+      </w:pPr>
+      <w:r>
+        <w:rPr>
+          <w:b/>
+          <w:bCs/>
+          <w:sz w:val="24"/>
+          <w:szCs w:val="22"/>
+        </w:rPr>
+        <w:t>Duplicate records</w:t>
+      </w:r>
+    </w:p>
+    <w:p>
+      <w:pPr>
+        <w:pStyle w:val="ListParagraph"/>
+        <w:numPr>
+          <w:ilvl w:val="0"/>
+          <w:numId w:val="10"/>
+        </w:numPr>
+        <w:jc w:val="both"/>
+        <w:rPr>
+          <w:sz w:val="24"/>
+          <w:szCs w:val="22"/>
+        </w:rPr>
+      </w:pPr>
+      <w:r>
+        <w:rPr>
+          <w:sz w:val="24"/>
+          <w:szCs w:val="22"/>
+        </w:rPr>
+        <w:t xml:space="preserve">We found repeated </w:t>
+      </w:r>
+      <w:proofErr w:type="spellStart"/>
+      <w:r>
+        <w:rPr>
+          <w:sz w:val="24"/>
+          <w:szCs w:val="22"/>
+        </w:rPr>
+        <w:t>CustomerIDs</w:t>
+      </w:r>
+      <w:proofErr w:type="spellEnd"/>
+      <w:r>
+        <w:rPr>
+          <w:sz w:val="24"/>
+          <w:szCs w:val="22"/>
+        </w:rPr>
+        <w:t xml:space="preserve"> and confirmed that the repeated rows are </w:t>
+      </w:r>
+      <w:r>
+        <w:rPr>
+          <w:b/>
+          <w:bCs/>
+          <w:sz w:val="24"/>
+          <w:szCs w:val="22"/>
+        </w:rPr>
+        <w:t>exact duplicates</w:t>
+      </w:r>
+      <w:r>
+        <w:rPr>
+          <w:sz w:val="24"/>
+          <w:szCs w:val="22"/>
+        </w:rPr>
+        <w:t>.</w:t>
+      </w:r>
+    </w:p>
+    <w:p>
+      <w:pPr>
+        <w:jc w:val="both"/>
+        <w:rPr>
+          <w:b/>
+          <w:bCs/>
+          <w:sz w:val="24"/>
+          <w:szCs w:val="22"/>
+        </w:rPr>
+      </w:pPr>
+    </w:p>
+    <w:p>
+      <w:pPr>
+        <w:jc w:val="both"/>
+        <w:rPr>
+          <w:b/>
+          <w:bCs/>
+          <w:sz w:val="24"/>
+          <w:szCs w:val="22"/>
+        </w:rPr>
+      </w:pPr>
+    </w:p>
+    <w:p>
+      <w:pPr>
+        <w:jc w:val="both"/>
+        <w:rPr>
+          <w:b/>
+          <w:bCs/>
+          <w:sz w:val="24"/>
+          <w:szCs w:val="22"/>
+        </w:rPr>
+      </w:pPr>
+      <w:r>
+        <w:rPr>
+          <w:b/>
+          <w:bCs/>
+          <w:sz w:val="24"/>
+          <w:szCs w:val="22"/>
+        </w:rPr>
+        <w:lastRenderedPageBreak/>
+        <w:t>Inconsistent categorical values</w:t>
+      </w:r>
+    </w:p>
+    <w:p>
+      <w:pPr>
+        <w:pStyle w:val="ListParagraph"/>
+        <w:numPr>
+          <w:ilvl w:val="0"/>
+          <w:numId w:val="10"/>
+        </w:numPr>
+        <w:jc w:val="both"/>
+        <w:rPr>
+          <w:sz w:val="24"/>
+          <w:szCs w:val="22"/>
+        </w:rPr>
+      </w:pPr>
+      <w:r>
+        <w:rPr>
+          <w:sz w:val="24"/>
+          <w:szCs w:val="22"/>
+        </w:rPr>
+        <w:t>Yes / yes</w:t>
+      </w:r>
+    </w:p>
+    <w:p>
+      <w:pPr>
+        <w:pStyle w:val="ListParagraph"/>
+        <w:numPr>
+          <w:ilvl w:val="0"/>
+          <w:numId w:val="10"/>
+        </w:numPr>
+        <w:jc w:val="both"/>
+        <w:rPr>
+          <w:sz w:val="24"/>
+          <w:szCs w:val="22"/>
+        </w:rPr>
+      </w:pPr>
+      <w:r>
+        <w:rPr>
+          <w:sz w:val="24"/>
+          <w:szCs w:val="22"/>
+        </w:rPr>
+        <w:t>No / NO</w:t>
+      </w:r>
+    </w:p>
+    <w:p>
+      <w:pPr>
+        <w:jc w:val="both"/>
+        <w:rPr>
+          <w:sz w:val="24"/>
+          <w:szCs w:val="22"/>
+        </w:rPr>
+      </w:pPr>
+      <w:r>
+        <w:rPr>
+          <w:sz w:val="24"/>
+          <w:szCs w:val="22"/>
+        </w:rPr>
+        <w:t>in:</w:t>
+      </w:r>
+    </w:p>
+    <w:p>
+      <w:pPr>
+        <w:pStyle w:val="ListParagraph"/>
+        <w:numPr>
+          <w:ilvl w:val="0"/>
+          <w:numId w:val="10"/>
+        </w:numPr>
+        <w:jc w:val="both"/>
+        <w:rPr>
+          <w:sz w:val="24"/>
+          <w:szCs w:val="22"/>
+        </w:rPr>
+      </w:pPr>
+      <w:r>
+        <w:rPr>
+          <w:sz w:val="24"/>
+          <w:szCs w:val="22"/>
+        </w:rPr>
+        <w:t>Partner</w:t>
+      </w:r>
+    </w:p>
+    <w:p>
+      <w:pPr>
+        <w:pStyle w:val="ListParagraph"/>
+        <w:numPr>
+          <w:ilvl w:val="0"/>
+          <w:numId w:val="10"/>
+        </w:numPr>
+        <w:jc w:val="both"/>
+        <w:rPr>
+          <w:sz w:val="24"/>
+          <w:szCs w:val="22"/>
+        </w:rPr>
+      </w:pPr>
+      <w:r>
+        <w:rPr>
+          <w:sz w:val="24"/>
+          <w:szCs w:val="22"/>
+        </w:rPr>
+        <w:t>Dependents</w:t>
+      </w:r>
+    </w:p>
+    <w:p>
+      <w:pPr>
+        <w:pStyle w:val="ListParagraph"/>
+        <w:numPr>
+          <w:ilvl w:val="0"/>
+          <w:numId w:val="10"/>
+        </w:numPr>
+        <w:jc w:val="both"/>
+        <w:rPr>
+          <w:sz w:val="24"/>
+          <w:szCs w:val="22"/>
+        </w:rPr>
+      </w:pPr>
+      <w:proofErr w:type="spellStart"/>
+      <w:r>
+        <w:rPr>
+          <w:sz w:val="24"/>
+          <w:szCs w:val="22"/>
+        </w:rPr>
+        <w:t>PhoneService</w:t>
+      </w:r>
+      <w:proofErr w:type="spellEnd"/>
+    </w:p>
+    <w:p>
+      <w:pPr>
+        <w:pStyle w:val="ListParagraph"/>
+        <w:numPr>
+          <w:ilvl w:val="0"/>
+          <w:numId w:val="10"/>
+        </w:numPr>
+        <w:jc w:val="both"/>
+        <w:rPr>
+          <w:sz w:val="24"/>
+          <w:szCs w:val="22"/>
+        </w:rPr>
+      </w:pPr>
+      <w:proofErr w:type="spellStart"/>
+      <w:r>
+        <w:rPr>
+          <w:sz w:val="24"/>
+          <w:szCs w:val="22"/>
+        </w:rPr>
+        <w:t>PaperlessBilling</w:t>
+      </w:r>
+      <w:proofErr w:type="spellEnd"/>
+    </w:p>
+    <w:p>
+      <w:pPr>
+        <w:jc w:val="both"/>
+        <w:rPr>
+          <w:b/>
+          <w:bCs/>
+          <w:sz w:val="24"/>
+          <w:szCs w:val="22"/>
+        </w:rPr>
+      </w:pPr>
+      <w:r>
+        <w:rPr>
+          <w:b/>
+          <w:bCs/>
+          <w:sz w:val="24"/>
+          <w:szCs w:val="22"/>
+        </w:rPr>
+        <w:t>Numerical range checks</w:t>
+      </w:r>
+    </w:p>
+    <w:p>
+      <w:pPr>
+        <w:jc w:val="both"/>
+        <w:rPr>
+          <w:sz w:val="24"/>
+          <w:szCs w:val="22"/>
+        </w:rPr>
+      </w:pPr>
+      <w:r>
+        <w:rPr>
+          <w:sz w:val="24"/>
+          <w:szCs w:val="22"/>
+        </w:rPr>
+        <w:t>No obvious invalid values were identified in:</w:t>
+      </w:r>
+    </w:p>
+    <w:p>
+      <w:pPr>
+        <w:pStyle w:val="ListParagraph"/>
+        <w:numPr>
+          <w:ilvl w:val="0"/>
+          <w:numId w:val="11"/>
+        </w:numPr>
+        <w:jc w:val="both"/>
+        <w:rPr>
+          <w:sz w:val="24"/>
+          <w:szCs w:val="22"/>
+        </w:rPr>
+      </w:pPr>
+      <w:r>
+        <w:rPr>
+          <w:sz w:val="24"/>
+          <w:szCs w:val="22"/>
+        </w:rPr>
+        <w:t>Age</w:t>
+      </w:r>
+    </w:p>
+    <w:p>
+      <w:pPr>
+        <w:pStyle w:val="ListParagraph"/>
+        <w:numPr>
+          <w:ilvl w:val="0"/>
+          <w:numId w:val="11"/>
+        </w:numPr>
+        <w:jc w:val="both"/>
+        <w:rPr>
+          <w:sz w:val="24"/>
+          <w:szCs w:val="22"/>
+        </w:rPr>
+      </w:pPr>
+      <w:r>
+        <w:rPr>
+          <w:sz w:val="24"/>
+          <w:szCs w:val="22"/>
+        </w:rPr>
+        <w:t>Tenure</w:t>
+      </w:r>
+    </w:p>
+    <w:p>
+      <w:pPr>
+        <w:pStyle w:val="ListParagraph"/>
+        <w:numPr>
+          <w:ilvl w:val="0"/>
+          <w:numId w:val="11"/>
+        </w:numPr>
+        <w:jc w:val="both"/>
+        <w:rPr>
+          <w:sz w:val="24"/>
+          <w:szCs w:val="22"/>
+        </w:rPr>
+      </w:pPr>
+      <w:r>
+        <w:rPr>
+          <w:sz w:val="24"/>
+          <w:szCs w:val="22"/>
+        </w:rPr>
+        <w:t>SeniorCitizen</w:t>
+      </w:r>
+    </w:p>
+    <w:p>
+      <w:pPr>
+        <w:pStyle w:val="ListParagraph"/>
+        <w:numPr>
+          <w:ilvl w:val="0"/>
+          <w:numId w:val="11"/>
+        </w:numPr>
+        <w:jc w:val="both"/>
+        <w:rPr>
+          <w:sz w:val="24"/>
+          <w:szCs w:val="22"/>
+        </w:rPr>
+      </w:pPr>
+      <w:proofErr w:type="spellStart"/>
+      <w:r>
+        <w:rPr>
+          <w:sz w:val="24"/>
+          <w:szCs w:val="22"/>
+        </w:rPr>
+        <w:t>MonthlyCharges</w:t>
+      </w:r>
+      <w:proofErr w:type="spellEnd"/>
+    </w:p>
+    <w:p>
+      <w:pPr>
+        <w:pStyle w:val="ListParagraph"/>
+        <w:numPr>
+          <w:ilvl w:val="0"/>
+          <w:numId w:val="11"/>
+        </w:numPr>
+        <w:jc w:val="both"/>
+        <w:rPr>
+          <w:sz w:val="24"/>
+          <w:szCs w:val="22"/>
+        </w:rPr>
+      </w:pPr>
+      <w:proofErr w:type="spellStart"/>
+      <w:r>
+        <w:rPr>
+          <w:sz w:val="24"/>
+          <w:szCs w:val="22"/>
+        </w:rPr>
+        <w:t>TotalCharges</w:t>
+      </w:r>
+      <w:proofErr w:type="spellEnd"/>
+    </w:p>
+    <w:p>
+      <w:pPr>
+        <w:jc w:val="both"/>
+        <w:rPr>
+          <w:b/>
+          <w:bCs/>
+          <w:sz w:val="24"/>
+          <w:szCs w:val="22"/>
+        </w:rPr>
+      </w:pPr>
+      <w:r>
+        <w:rPr>
+          <w:b/>
+          <w:bCs/>
+          <w:sz w:val="24"/>
+          <w:szCs w:val="22"/>
+        </w:rPr>
+        <w:t>Churn</w:t>
+      </w:r>
+    </w:p>
+    <w:p>
+      <w:pPr>
+        <w:pStyle w:val="ListParagraph"/>
+        <w:numPr>
+          <w:ilvl w:val="0"/>
+          <w:numId w:val="12"/>
+        </w:numPr>
+        <w:jc w:val="both"/>
+        <w:rPr>
+          <w:sz w:val="24"/>
+          <w:szCs w:val="22"/>
+        </w:rPr>
+      </w:pPr>
+      <w:r>
+        <w:rPr>
+          <w:sz w:val="24"/>
+          <w:szCs w:val="22"/>
+        </w:rPr>
+        <w:t>Churned     = 1840</w:t>
+      </w:r>
+    </w:p>
+    <w:p>
+      <w:pPr>
+        <w:pStyle w:val="ListParagraph"/>
+        <w:numPr>
+          <w:ilvl w:val="0"/>
+          <w:numId w:val="12"/>
+        </w:numPr>
+        <w:jc w:val="both"/>
+        <w:rPr>
+          <w:sz w:val="24"/>
+          <w:szCs w:val="22"/>
+        </w:rPr>
+      </w:pPr>
+      <w:r>
+        <w:rPr>
+          <w:sz w:val="24"/>
+          <w:szCs w:val="22"/>
+        </w:rPr>
+        <w:t>Not churned = 5422</w:t>
+      </w:r>
+    </w:p>
+    <w:p>
+      <w:pPr>
+        <w:pStyle w:val="ListParagraph"/>
+        <w:numPr>
+          <w:ilvl w:val="0"/>
+          <w:numId w:val="12"/>
+        </w:numPr>
+        <w:jc w:val="both"/>
+        <w:rPr>
+          <w:sz w:val="24"/>
+          <w:szCs w:val="22"/>
+        </w:rPr>
+      </w:pPr>
+      <w:r>
+        <w:rPr>
+          <w:sz w:val="24"/>
+          <w:szCs w:val="22"/>
+        </w:rPr>
+        <w:t xml:space="preserve">Churn </w:t>
+      </w:r>
+      <w:proofErr w:type="gramStart"/>
+      <w:r>
+        <w:rPr>
+          <w:sz w:val="24"/>
+          <w:szCs w:val="22"/>
+        </w:rPr>
+        <w:t>rate  ≈</w:t>
+      </w:r>
+      <w:proofErr w:type="gramEnd"/>
+      <w:r>
+        <w:rPr>
+          <w:sz w:val="24"/>
+          <w:szCs w:val="22"/>
+        </w:rPr>
+        <w:t xml:space="preserve"> 25.34%</w:t>
+      </w:r>
+    </w:p>
+    <w:p>
+      <w:pPr>
+        <w:jc w:val="both"/>
+        <w:rPr>
+          <w:sz w:val="24"/>
+          <w:szCs w:val="22"/>
+        </w:rPr>
+      </w:pPr>
+      <w:r>
+        <w:rPr>
+          <w:sz w:val="24"/>
+          <w:szCs w:val="22"/>
+        </w:rPr>
+        <w:t>That gives us a very solid understanding of the raw dataset.</w:t>
+      </w:r>
+    </w:p>
+    <w:p>
+      <w:pPr>
+        <w:jc w:val="both"/>
+        <w:rPr>
+          <w:b/>
+          <w:bCs/>
+          <w:sz w:val="32"/>
+          <w:szCs w:val="28"/>
+          <w:u w:val="single"/>
+        </w:rPr>
+      </w:pPr>
+      <w:r>
+        <w:rPr>
+          <w:b/>
+          <w:bCs/>
+          <w:sz w:val="32"/>
+          <w:szCs w:val="28"/>
+          <w:u w:val="single"/>
+        </w:rPr>
+        <w:t>Conclusion</w:t>
+      </w:r>
+    </w:p>
+    <w:p>
+      <w:pPr>
+        <w:jc w:val="both"/>
+        <w:rPr>
+          <w:sz w:val="24"/>
+          <w:szCs w:val="22"/>
+        </w:rPr>
+      </w:pPr>
+      <w:r>
+        <w:rPr>
+          <w:sz w:val="24"/>
+          <w:szCs w:val="22"/>
+        </w:rPr>
+        <w:t>The initial data-understanding phase established the structure, grain, variable types, distributions, and major data-quality concerns in the customer dataset.</w:t>
+      </w:r>
+    </w:p>
+    <w:p>
+      <w:pPr>
+        <w:jc w:val="both"/>
+        <w:rPr>
+          <w:sz w:val="24"/>
+          <w:szCs w:val="22"/>
+        </w:rPr>
+      </w:pPr>
+      <w:r>
+        <w:rPr>
+          <w:sz w:val="24"/>
+          <w:szCs w:val="22"/>
+        </w:rPr>
+        <w:t>The dataset contains 7,262 customer records and 22 columns, with Churn representing the primary business outcome. The overall observed churn rate is approximately 25.34%.</w:t>
+      </w:r>
+    </w:p>
+    <w:p>
+      <w:pPr>
+        <w:jc w:val="both"/>
+        <w:rPr>
+          <w:sz w:val="24"/>
+          <w:szCs w:val="22"/>
+        </w:rPr>
+      </w:pPr>
+      <w:r>
+        <w:rPr>
+          <w:sz w:val="24"/>
+          <w:szCs w:val="22"/>
+        </w:rPr>
+        <w:t>Several data-quality issues were identified, including missing values, exact duplicate records, and inconsistent capitalization in selected categorical variables. SeniorCitizen is stored as a binary integer but will be treated as a categorical variable for analysis.</w:t>
+      </w:r>
+    </w:p>
+    <w:p>
+      <w:pPr>
+        <w:jc w:val="both"/>
+        <w:rPr>
+          <w:sz w:val="24"/>
+          <w:szCs w:val="22"/>
+        </w:rPr>
+      </w:pPr>
+      <w:r>
+        <w:rPr>
+          <w:sz w:val="24"/>
+          <w:szCs w:val="22"/>
+        </w:rPr>
+        <w:t xml:space="preserve">The initial numerical range checks did not identify obvious invalid values. Values such as Tenure = 0 and low </w:t>
+      </w:r>
+      <w:proofErr w:type="spellStart"/>
+      <w:r>
+        <w:rPr>
+          <w:sz w:val="24"/>
+          <w:szCs w:val="22"/>
+        </w:rPr>
+        <w:t>TotalCharges</w:t>
+      </w:r>
+      <w:proofErr w:type="spellEnd"/>
+      <w:r>
+        <w:rPr>
+          <w:sz w:val="24"/>
+          <w:szCs w:val="22"/>
+        </w:rPr>
+        <w:t xml:space="preserve"> values will be retained for further investigation because they may represent legitimate customer situations rather than data errors.</w:t>
+      </w:r>
+    </w:p>
+    <w:p>
+      <w:pPr>
+        <w:jc w:val="both"/>
+        <w:rPr>
+          <w:sz w:val="24"/>
+          <w:szCs w:val="22"/>
+        </w:rPr>
+      </w:pPr>
+      <w:r>
+        <w:rPr>
+          <w:sz w:val="24"/>
+          <w:szCs w:val="22"/>
+        </w:rPr>
+        <w:t>The identified data-quality issues will be addressed systematically in the data-cleaning stage before conducting detailed exploratory analysis.</w:t>
+      </w:r>
+    </w:p>
+    <w:p>
+      <w:pPr>
+        <w:jc w:val="both"/>
+        <w:rPr>
+          <w:sz w:val="24"/>
+          <w:szCs w:val="22"/>
+        </w:rPr>
+      </w:pPr>
+      <w:r>
+        <w:rPr>
+          <w:sz w:val="24"/>
+          <w:szCs w:val="22"/>
+        </w:rPr>
+        <w:pict w14:anchorId="157D9F28">
+          <v:rect id="_x0000_i1027" style="width:0;height:1.5pt" o:hralign="center" o:hrstd="t" o:hr="t" fillcolor="#a0a0a0" stroked="f"/>
+        </w:pict>
+      </w:r>
+    </w:p>
+    <w:p>
+      <w:pPr>
+        <w:jc w:val="both"/>
+        <w:rPr>
+          <w:b/>
+          <w:bCs/>
+          <w:sz w:val="36"/>
+          <w:szCs w:val="32"/>
+        </w:rPr>
+      </w:pPr>
+      <w:r>
+        <w:rPr>
+          <w:b/>
+          <w:bCs/>
+          <w:sz w:val="36"/>
+          <w:szCs w:val="32"/>
+        </w:rPr>
+        <w:lastRenderedPageBreak/>
+        <w:t>02</w:t>
+      </w:r>
+      <w:r>
+        <w:rPr>
+          <w:b/>
+          <w:bCs/>
+          <w:sz w:val="36"/>
+          <w:szCs w:val="32"/>
+        </w:rPr>
+        <w:t>.</w:t>
+      </w:r>
+      <w:r>
+        <w:rPr>
+          <w:b/>
+          <w:bCs/>
+          <w:sz w:val="36"/>
+          <w:szCs w:val="32"/>
+        </w:rPr>
+        <w:t xml:space="preserve"> DATA CLEANING</w:t>
+      </w:r>
+    </w:p>
+    <w:p>
+      <w:pPr>
+        <w:ind w:firstLine="720"/>
+        <w:jc w:val="both"/>
+        <w:rPr>
+          <w:sz w:val="24"/>
+          <w:szCs w:val="22"/>
+        </w:rPr>
+      </w:pPr>
+      <w:r>
+        <w:rPr>
+          <w:sz w:val="24"/>
+          <w:szCs w:val="22"/>
+        </w:rPr>
+        <w:t>1. Load raw data</w:t>
+      </w:r>
+    </w:p>
+    <w:p>
+      <w:pPr>
+        <w:jc w:val="both"/>
+        <w:rPr>
+          <w:sz w:val="24"/>
+          <w:szCs w:val="22"/>
+        </w:rPr>
+      </w:pPr>
+      <w:r>
+        <w:rPr>
+          <w:sz w:val="24"/>
+          <w:szCs w:val="22"/>
+        </w:rPr>
+        <w:t xml:space="preserve">    </w:t>
+      </w:r>
+      <w:r>
+        <w:rPr>
+          <w:rFonts w:ascii="MS Gothic" w:eastAsia="MS Gothic" w:hAnsi="MS Gothic" w:cs="MS Gothic"/>
+          <w:sz w:val="24"/>
+          <w:szCs w:val="22"/>
+        </w:rPr>
+        <w:tab/>
+      </w:r>
+      <w:r>
+        <w:rPr>
+          <w:sz w:val="24"/>
+          <w:szCs w:val="22"/>
+        </w:rPr>
+        <w:t>2. Remove exact duplicate records</w:t>
+      </w:r>
+    </w:p>
+    <w:p>
+      <w:pPr>
+        <w:ind w:firstLine="720"/>
+        <w:jc w:val="both"/>
+        <w:rPr>
+          <w:sz w:val="24"/>
+          <w:szCs w:val="22"/>
+        </w:rPr>
+      </w:pPr>
+      <w:r>
+        <w:rPr>
+          <w:sz w:val="24"/>
+          <w:szCs w:val="22"/>
+        </w:rPr>
+        <w:t>3. Standardize categorical values</w:t>
+      </w:r>
+    </w:p>
+    <w:p>
+      <w:pPr>
+        <w:jc w:val="both"/>
+        <w:rPr>
+          <w:sz w:val="24"/>
+          <w:szCs w:val="22"/>
+        </w:rPr>
+      </w:pPr>
+      <w:r>
+        <w:rPr>
+          <w:sz w:val="24"/>
+          <w:szCs w:val="22"/>
+        </w:rPr>
+        <w:t xml:space="preserve">      </w:t>
+      </w:r>
+      <w:r>
+        <w:rPr>
+          <w:sz w:val="24"/>
+          <w:szCs w:val="22"/>
+        </w:rPr>
+        <w:tab/>
+      </w:r>
+      <w:r>
+        <w:rPr>
+          <w:sz w:val="24"/>
+          <w:szCs w:val="22"/>
+        </w:rPr>
+        <w:t>4. Investigate missing Age</w:t>
+      </w:r>
+    </w:p>
+    <w:p>
+      <w:pPr>
+        <w:jc w:val="both"/>
+        <w:rPr>
+          <w:sz w:val="24"/>
+          <w:szCs w:val="22"/>
+        </w:rPr>
+      </w:pPr>
+      <w:r>
+        <w:rPr>
+          <w:sz w:val="24"/>
+          <w:szCs w:val="22"/>
+        </w:rPr>
+        <w:t xml:space="preserve">     </w:t>
+      </w:r>
+      <w:r>
+        <w:rPr>
+          <w:sz w:val="24"/>
+          <w:szCs w:val="22"/>
+        </w:rPr>
+        <w:tab/>
+      </w:r>
+      <w:r>
+        <w:rPr>
+          <w:sz w:val="24"/>
+          <w:szCs w:val="22"/>
+        </w:rPr>
+        <w:t xml:space="preserve">5. Investigate missing </w:t>
+      </w:r>
+      <w:proofErr w:type="spellStart"/>
+      <w:r>
+        <w:rPr>
+          <w:sz w:val="24"/>
+          <w:szCs w:val="22"/>
+        </w:rPr>
+        <w:t>MonthlyCharges</w:t>
+      </w:r>
+      <w:proofErr w:type="spellEnd"/>
+    </w:p>
+    <w:p>
+      <w:pPr>
+        <w:ind w:firstLine="720"/>
+        <w:jc w:val="both"/>
+        <w:rPr>
+          <w:sz w:val="24"/>
+          <w:szCs w:val="22"/>
+        </w:rPr>
+      </w:pPr>
+      <w:r>
+        <w:rPr>
+          <w:sz w:val="24"/>
+          <w:szCs w:val="22"/>
+        </w:rPr>
+        <w:t xml:space="preserve">6. Investigate missing </w:t>
+      </w:r>
+      <w:proofErr w:type="spellStart"/>
+      <w:r>
+        <w:rPr>
+          <w:sz w:val="24"/>
+          <w:szCs w:val="22"/>
+        </w:rPr>
+        <w:t>TotalCharges</w:t>
+      </w:r>
+      <w:proofErr w:type="spellEnd"/>
+    </w:p>
+    <w:p>
+      <w:pPr>
+        <w:ind w:firstLine="720"/>
+        <w:jc w:val="both"/>
+        <w:rPr>
+          <w:sz w:val="24"/>
+          <w:szCs w:val="22"/>
+        </w:rPr>
+      </w:pPr>
+      <w:r>
+        <w:rPr>
+          <w:sz w:val="24"/>
+          <w:szCs w:val="22"/>
+        </w:rPr>
+        <w:t xml:space="preserve">7. Investigate missing </w:t>
+      </w:r>
+      <w:proofErr w:type="spellStart"/>
+      <w:r>
+        <w:rPr>
+          <w:sz w:val="24"/>
+          <w:szCs w:val="22"/>
+        </w:rPr>
+        <w:t>TechSupport</w:t>
+      </w:r>
+      <w:proofErr w:type="spellEnd"/>
+    </w:p>
+    <w:p>
+      <w:pPr>
+        <w:jc w:val="both"/>
+        <w:rPr>
+          <w:sz w:val="24"/>
+          <w:szCs w:val="22"/>
+        </w:rPr>
+      </w:pPr>
+      <w:r>
+        <w:rPr>
+          <w:sz w:val="24"/>
+          <w:szCs w:val="22"/>
+        </w:rPr>
+        <w:t xml:space="preserve">      </w:t>
+      </w:r>
+      <w:r>
+        <w:rPr>
+          <w:sz w:val="24"/>
+          <w:szCs w:val="22"/>
+        </w:rPr>
+        <w:tab/>
+      </w:r>
+      <w:r>
+        <w:rPr>
+          <w:sz w:val="24"/>
+          <w:szCs w:val="22"/>
+        </w:rPr>
+        <w:t xml:space="preserve">8. Investigate missing </w:t>
+      </w:r>
+      <w:proofErr w:type="spellStart"/>
+      <w:r>
+        <w:rPr>
+          <w:sz w:val="24"/>
+          <w:szCs w:val="22"/>
+        </w:rPr>
+        <w:t>PaymentMethod</w:t>
+      </w:r>
+      <w:proofErr w:type="spellEnd"/>
+    </w:p>
+    <w:p>
+      <w:pPr>
+        <w:ind w:firstLine="720"/>
+        <w:jc w:val="both"/>
+        <w:rPr>
+          <w:sz w:val="24"/>
+          <w:szCs w:val="22"/>
+        </w:rPr>
+      </w:pPr>
+      <w:r>
+        <w:rPr>
+          <w:sz w:val="24"/>
+          <w:szCs w:val="22"/>
+        </w:rPr>
+        <w:t>9. Validate data types</w:t>
+      </w:r>
+    </w:p>
+    <w:p>
+      <w:pPr>
+        <w:ind w:firstLine="720"/>
+        <w:jc w:val="both"/>
+        <w:rPr>
+          <w:sz w:val="24"/>
+          <w:szCs w:val="22"/>
+        </w:rPr>
+      </w:pPr>
+      <w:r>
+        <w:rPr>
+          <w:sz w:val="24"/>
+          <w:szCs w:val="22"/>
+        </w:rPr>
+        <w:t>10. Validate cleaned categories</w:t>
+      </w:r>
+    </w:p>
+    <w:p>
+      <w:pPr>
+        <w:jc w:val="both"/>
+        <w:rPr>
+          <w:sz w:val="24"/>
+          <w:szCs w:val="22"/>
+        </w:rPr>
+      </w:pPr>
+      <w:r>
+        <w:rPr>
+          <w:sz w:val="24"/>
+          <w:szCs w:val="22"/>
+        </w:rPr>
+        <w:t xml:space="preserve">       </w:t>
+      </w:r>
+      <w:r>
+        <w:rPr>
+          <w:sz w:val="24"/>
+          <w:szCs w:val="22"/>
+        </w:rPr>
+        <w:tab/>
+      </w:r>
+      <w:r>
+        <w:rPr>
+          <w:sz w:val="24"/>
+          <w:szCs w:val="22"/>
+        </w:rPr>
+        <w:t>11. Validate duplicates/missing values</w:t>
+      </w:r>
+    </w:p>
+    <w:p>
+      <w:pPr>
+        <w:jc w:val="both"/>
+        <w:rPr>
+          <w:sz w:val="24"/>
+          <w:szCs w:val="22"/>
+        </w:rPr>
+      </w:pPr>
+      <w:r>
+        <w:rPr>
+          <w:sz w:val="24"/>
+          <w:szCs w:val="22"/>
+        </w:rPr>
+        <w:t xml:space="preserve">       </w:t>
+      </w:r>
+      <w:r>
+        <w:rPr>
+          <w:sz w:val="24"/>
+          <w:szCs w:val="22"/>
+        </w:rPr>
+        <w:tab/>
+      </w:r>
+      <w:r>
+        <w:rPr>
+          <w:sz w:val="24"/>
+          <w:szCs w:val="22"/>
+        </w:rPr>
+        <w:t>12. Save processed dataset</w:t>
+      </w:r>
+    </w:p>
+    <w:p>
+      <w:pPr>
+        <w:jc w:val="both"/>
+        <w:rPr>
+          <w:sz w:val="24"/>
+          <w:szCs w:val="22"/>
+        </w:rPr>
+      </w:pPr>
+    </w:p>
+    <w:p>
+      <w:pPr>
+        <w:jc w:val="both"/>
+        <w:rPr>
+          <w:sz w:val="24"/>
+          <w:szCs w:val="22"/>
+        </w:rPr>
+      </w:pPr>
+      <w:r>
+        <w:rPr>
+          <w:sz w:val="24"/>
+          <w:szCs w:val="22"/>
+        </w:rPr>
+        <w:t>We are not going to clean everything with one command.</w:t>
+      </w:r>
+      <w:r>
+        <w:rPr>
+          <w:sz w:val="24"/>
+          <w:szCs w:val="22"/>
+        </w:rPr>
+        <w:t xml:space="preserve"> We will ask:</w:t>
+      </w:r>
+    </w:p>
+    <w:p>
+      <w:pPr>
+        <w:jc w:val="both"/>
+        <w:rPr>
+          <w:b/>
+          <w:bCs/>
+          <w:sz w:val="24"/>
+          <w:szCs w:val="22"/>
+        </w:rPr>
+      </w:pPr>
+      <w:r>
+        <w:rPr>
+          <w:b/>
+          <w:bCs/>
+          <w:sz w:val="24"/>
+          <w:szCs w:val="22"/>
+        </w:rPr>
+        <w:t>Why is this value missing, how much data is affected, and what treatment makes analytical/business sense?</w:t>
+      </w:r>
+    </w:p>
+    <w:p>
+      <w:pPr>
+        <w:jc w:val="both"/>
+        <w:rPr>
+          <w:b/>
+          <w:bCs/>
+          <w:sz w:val="24"/>
+          <w:szCs w:val="22"/>
+        </w:rPr>
+      </w:pPr>
+    </w:p>
+    <w:p>
+      <w:pPr>
+        <w:jc w:val="both"/>
+        <w:rPr>
+          <w:b/>
+          <w:bCs/>
+          <w:sz w:val="24"/>
+          <w:szCs w:val="22"/>
+        </w:rPr>
+      </w:pPr>
+      <w:r>
+        <w:rPr>
+          <w:b/>
+          <w:bCs/>
+          <w:sz w:val="24"/>
+          <w:szCs w:val="22"/>
+        </w:rPr>
+        <w:t xml:space="preserve">## Cleaning Approach </w:t>
+      </w:r>
+    </w:p>
+    <w:p>
+      <w:pPr>
+        <w:jc w:val="both"/>
+        <w:rPr>
+          <w:sz w:val="24"/>
+          <w:szCs w:val="22"/>
+        </w:rPr>
+      </w:pPr>
+      <w:r>
+        <w:rPr>
+          <w:sz w:val="24"/>
+          <w:szCs w:val="22"/>
+        </w:rPr>
+        <w:t xml:space="preserve">1. Load the raw dataset </w:t>
+      </w:r>
+    </w:p>
+    <w:p>
+      <w:pPr>
+        <w:jc w:val="both"/>
+        <w:rPr>
+          <w:sz w:val="24"/>
+          <w:szCs w:val="22"/>
+        </w:rPr>
+      </w:pPr>
+      <w:r>
+        <w:rPr>
+          <w:sz w:val="24"/>
+          <w:szCs w:val="22"/>
+        </w:rPr>
+        <w:t xml:space="preserve">2. Remove validated duplicate records </w:t>
+      </w:r>
+    </w:p>
+    <w:p>
+      <w:pPr>
+        <w:jc w:val="both"/>
+        <w:rPr>
+          <w:sz w:val="24"/>
+          <w:szCs w:val="22"/>
+        </w:rPr>
+      </w:pPr>
+      <w:r>
+        <w:rPr>
+          <w:sz w:val="24"/>
+          <w:szCs w:val="22"/>
+        </w:rPr>
+        <w:t xml:space="preserve">3. Standardize categorical values </w:t>
+      </w:r>
+    </w:p>
+    <w:p>
+      <w:pPr>
+        <w:jc w:val="both"/>
+        <w:rPr>
+          <w:sz w:val="24"/>
+          <w:szCs w:val="22"/>
+        </w:rPr>
+      </w:pPr>
+      <w:r>
+        <w:rPr>
+          <w:sz w:val="24"/>
+          <w:szCs w:val="22"/>
+        </w:rPr>
+        <w:t xml:space="preserve">4. Investigate and handle missing values </w:t>
+      </w:r>
+    </w:p>
+    <w:p>
+      <w:pPr>
+        <w:jc w:val="both"/>
+        <w:rPr>
+          <w:sz w:val="24"/>
+          <w:szCs w:val="22"/>
+        </w:rPr>
+      </w:pPr>
+      <w:r>
+        <w:rPr>
+          <w:sz w:val="24"/>
+          <w:szCs w:val="22"/>
+        </w:rPr>
+        <w:t xml:space="preserve">5. Validate data types and category values </w:t>
+      </w:r>
+    </w:p>
+    <w:p>
+      <w:pPr>
+        <w:jc w:val="both"/>
+        <w:rPr>
+          <w:sz w:val="24"/>
+          <w:szCs w:val="22"/>
+        </w:rPr>
+      </w:pPr>
+      <w:r>
+        <w:rPr>
+          <w:sz w:val="24"/>
+          <w:szCs w:val="22"/>
+        </w:rPr>
+        <w:t xml:space="preserve">6. Perform final data-quality checks </w:t>
+      </w:r>
+    </w:p>
+    <w:p>
+      <w:pPr>
+        <w:jc w:val="both"/>
+        <w:rPr>
+          <w:sz w:val="24"/>
+          <w:szCs w:val="22"/>
+        </w:rPr>
+      </w:pPr>
+      <w:r>
+        <w:rPr>
+          <w:sz w:val="24"/>
+          <w:szCs w:val="22"/>
+        </w:rPr>
+        <w:t>7. Save the cleaned dataset for further analysis</w:t>
+      </w:r>
+    </w:p>
+    <w:p>
+      <w:pPr>
+        <w:jc w:val="both"/>
+        <w:rPr>
+          <w:sz w:val="24"/>
+          <w:szCs w:val="22"/>
+        </w:rPr>
+      </w:pPr>
+    </w:p>
+    <w:p>
+      <w:pPr>
+        <w:jc w:val="both"/>
+        <w:rPr>
+          <w:sz w:val="24"/>
+          <w:szCs w:val="22"/>
+        </w:rPr>
+      </w:pPr>
+    </w:p>
+    <w:p>
+      <w:pPr>
+        <w:jc w:val="both"/>
+        <w:rPr>
+          <w:sz w:val="24"/>
+          <w:szCs w:val="22"/>
+        </w:rPr>
+      </w:pPr>
+    </w:p>
+    <w:p>
+      <w:pPr>
+        <w:jc w:val="both"/>
+        <w:rPr>
+          <w:sz w:val="24"/>
+          <w:szCs w:val="22"/>
+        </w:rPr>
+      </w:pPr>
+      <w:r>
+        <w:rPr>
+          <w:sz w:val="24"/>
+          <w:szCs w:val="22"/>
+        </w:rPr>
+        <w:lastRenderedPageBreak/>
+        <w:t>If an interviewer asks:</w:t>
+      </w:r>
+    </w:p>
+    <w:p>
+      <w:pPr>
+        <w:jc w:val="both"/>
+        <w:rPr>
+          <w:sz w:val="24"/>
+          <w:szCs w:val="22"/>
+        </w:rPr>
+      </w:pPr>
+      <w:r>
+        <w:rPr>
+          <w:b/>
+          <w:bCs/>
+          <w:sz w:val="24"/>
+          <w:szCs w:val="22"/>
+        </w:rPr>
+        <w:t>"Why did you remove duplicate rows?"</w:t>
+      </w:r>
+    </w:p>
+    <w:p>
+      <w:pPr>
+        <w:jc w:val="both"/>
+        <w:rPr>
+          <w:sz w:val="24"/>
+          <w:szCs w:val="22"/>
+        </w:rPr>
+      </w:pPr>
+      <w:r>
+        <w:rPr>
+          <w:sz w:val="24"/>
+          <w:szCs w:val="22"/>
+        </w:rPr>
+        <w:t>A stronger answer is:</w:t>
+      </w:r>
+    </w:p>
+    <w:p>
+      <w:pPr>
+        <w:jc w:val="both"/>
+        <w:rPr>
+          <w:sz w:val="24"/>
+          <w:szCs w:val="22"/>
+        </w:rPr>
+      </w:pPr>
+      <w:r>
+        <w:rPr>
+          <w:b/>
+          <w:bCs/>
+          <w:sz w:val="24"/>
+          <w:szCs w:val="22"/>
+        </w:rPr>
+        <w:t>"During data-quality assessment, I found 12 exact duplicate records. I compared the duplicated customer records and confirmed that they were identical across all columns, meaning they represented repeated copies of the same customer record rather than legitimate multiple transactions. Therefore, I removed the duplicate copies to avoid double-counting customers in the churn analysis."</w:t>
+      </w:r>
+    </w:p>
+    <w:p>
+      <w:pPr>
+        <w:jc w:val="both"/>
         <w:rPr>
           <w:sz w:val="24"/>
           <w:szCs w:val="22"/>
@@ -1609,6 +4246,345 @@
     </w:lvl>
   </w:abstractNum>
   <w:abstractNum w:abstractNumId="1" w15:restartNumberingAfterBreak="0">
+    <w:nsid w:val="0BC5382D"/>
+    <w:multiLevelType w:val="hybridMultilevel"/>
+    <w:tmpl w:val="90D0E13C"/>
+    <w:lvl w:ilvl="0" w:tplc="04090001">
+      <w:start w:val="1"/>
+      <w:numFmt w:val="bullet"/>
+      <w:lvlText w:val=""/>
+      <w:lvlJc w:val="left"/>
+      <w:pPr>
+        <w:ind w:left="720" w:hanging="360"/>
+      </w:pPr>
+      <w:rPr>
+        <w:rFonts w:ascii="Symbol" w:hAnsi="Symbol" w:hint="default"/>
+      </w:rPr>
+    </w:lvl>
+    <w:lvl w:ilvl="1" w:tplc="04090003" w:tentative="1">
+      <w:start w:val="1"/>
+      <w:numFmt w:val="bullet"/>
+      <w:lvlText w:val="o"/>
+      <w:lvlJc w:val="left"/>
+      <w:pPr>
+        <w:ind w:left="1440" w:hanging="360"/>
+      </w:pPr>
+      <w:rPr>
+        <w:rFonts w:ascii="Courier New" w:hAnsi="Courier New" w:cs="Courier New" w:hint="default"/>
+      </w:rPr>
+    </w:lvl>
+    <w:lvl w:ilvl="2" w:tplc="04090005" w:tentative="1">
+      <w:start w:val="1"/>
+      <w:numFmt w:val="bullet"/>
+      <w:lvlText w:val=""/>
+      <w:lvlJc w:val="left"/>
+      <w:pPr>
+        <w:ind w:left="2160" w:hanging="360"/>
+      </w:pPr>
+      <w:rPr>
+        <w:rFonts w:ascii="Wingdings" w:hAnsi="Wingdings" w:hint="default"/>
+      </w:rPr>
+    </w:lvl>
+    <w:lvl w:ilvl="3" w:tplc="04090001" w:tentative="1">
+      <w:start w:val="1"/>
+      <w:numFmt w:val="bullet"/>
+      <w:lvlText w:val=""/>
+      <w:lvlJc w:val="left"/>
+      <w:pPr>
+        <w:ind w:left="2880" w:hanging="360"/>
+      </w:pPr>
+      <w:rPr>
+        <w:rFonts w:ascii="Symbol" w:hAnsi="Symbol" w:hint="default"/>
+      </w:rPr>
+    </w:lvl>
+    <w:lvl w:ilvl="4" w:tplc="04090003" w:tentative="1">
+      <w:start w:val="1"/>
+      <w:numFmt w:val="bullet"/>
+      <w:lvlText w:val="o"/>
+      <w:lvlJc w:val="left"/>
+      <w:pPr>
+        <w:ind w:left="3600" w:hanging="360"/>
+      </w:pPr>
+      <w:rPr>
+        <w:rFonts w:ascii="Courier New" w:hAnsi="Courier New" w:cs="Courier New" w:hint="default"/>
+      </w:rPr>
+    </w:lvl>
+    <w:lvl w:ilvl="5" w:tplc="04090005" w:tentative="1">
+      <w:start w:val="1"/>
+      <w:numFmt w:val="bullet"/>
+      <w:lvlText w:val=""/>
+      <w:lvlJc w:val="left"/>
+      <w:pPr>
+        <w:ind w:left="4320" w:hanging="360"/>
+      </w:pPr>
+      <w:rPr>
+        <w:rFonts w:ascii="Wingdings" w:hAnsi="Wingdings" w:hint="default"/>
+      </w:rPr>
+    </w:lvl>
+    <w:lvl w:ilvl="6" w:tplc="04090001" w:tentative="1">
+      <w:start w:val="1"/>
+      <w:numFmt w:val="bullet"/>
+      <w:lvlText w:val=""/>
+      <w:lvlJc w:val="left"/>
+      <w:pPr>
+        <w:ind w:left="5040" w:hanging="360"/>
+      </w:pPr>
+      <w:rPr>
+        <w:rFonts w:ascii="Symbol" w:hAnsi="Symbol" w:hint="default"/>
+      </w:rPr>
+    </w:lvl>
+    <w:lvl w:ilvl="7" w:tplc="04090003" w:tentative="1">
+      <w:start w:val="1"/>
+      <w:numFmt w:val="bullet"/>
+      <w:lvlText w:val="o"/>
+      <w:lvlJc w:val="left"/>
+      <w:pPr>
+        <w:ind w:left="5760" w:hanging="360"/>
+      </w:pPr>
+      <w:rPr>
+        <w:rFonts w:ascii="Courier New" w:hAnsi="Courier New" w:cs="Courier New" w:hint="default"/>
+      </w:rPr>
+    </w:lvl>
+    <w:lvl w:ilvl="8" w:tplc="04090005" w:tentative="1">
+      <w:start w:val="1"/>
+      <w:numFmt w:val="bullet"/>
+      <w:lvlText w:val=""/>
+      <w:lvlJc w:val="left"/>
+      <w:pPr>
+        <w:ind w:left="6480" w:hanging="360"/>
+      </w:pPr>
+      <w:rPr>
+        <w:rFonts w:ascii="Wingdings" w:hAnsi="Wingdings" w:hint="default"/>
+      </w:rPr>
+    </w:lvl>
+  </w:abstractNum>
+  <w:abstractNum w:abstractNumId="2" w15:restartNumberingAfterBreak="0">
+    <w:nsid w:val="0CB35DCE"/>
+    <w:multiLevelType w:val="hybridMultilevel"/>
+    <w:tmpl w:val="2DD465B8"/>
+    <w:lvl w:ilvl="0" w:tplc="04090001">
+      <w:start w:val="1"/>
+      <w:numFmt w:val="bullet"/>
+      <w:lvlText w:val=""/>
+      <w:lvlJc w:val="left"/>
+      <w:pPr>
+        <w:ind w:left="720" w:hanging="360"/>
+      </w:pPr>
+      <w:rPr>
+        <w:rFonts w:ascii="Symbol" w:hAnsi="Symbol" w:hint="default"/>
+      </w:rPr>
+    </w:lvl>
+    <w:lvl w:ilvl="1" w:tplc="04090003" w:tentative="1">
+      <w:start w:val="1"/>
+      <w:numFmt w:val="bullet"/>
+      <w:lvlText w:val="o"/>
+      <w:lvlJc w:val="left"/>
+      <w:pPr>
+        <w:ind w:left="1440" w:hanging="360"/>
+      </w:pPr>
+      <w:rPr>
+        <w:rFonts w:ascii="Courier New" w:hAnsi="Courier New" w:cs="Courier New" w:hint="default"/>
+      </w:rPr>
+    </w:lvl>
+    <w:lvl w:ilvl="2" w:tplc="04090005" w:tentative="1">
+      <w:start w:val="1"/>
+      <w:numFmt w:val="bullet"/>
+      <w:lvlText w:val=""/>
+      <w:lvlJc w:val="left"/>
+      <w:pPr>
+        <w:ind w:left="2160" w:hanging="360"/>
+      </w:pPr>
+      <w:rPr>
+        <w:rFonts w:ascii="Wingdings" w:hAnsi="Wingdings" w:hint="default"/>
+      </w:rPr>
+    </w:lvl>
+    <w:lvl w:ilvl="3" w:tplc="04090001" w:tentative="1">
+      <w:start w:val="1"/>
+      <w:numFmt w:val="bullet"/>
+      <w:lvlText w:val=""/>
+      <w:lvlJc w:val="left"/>
+      <w:pPr>
+        <w:ind w:left="2880" w:hanging="360"/>
+      </w:pPr>
+      <w:rPr>
+        <w:rFonts w:ascii="Symbol" w:hAnsi="Symbol" w:hint="default"/>
+      </w:rPr>
+    </w:lvl>
+    <w:lvl w:ilvl="4" w:tplc="04090003" w:tentative="1">
+      <w:start w:val="1"/>
+      <w:numFmt w:val="bullet"/>
+      <w:lvlText w:val="o"/>
+      <w:lvlJc w:val="left"/>
+      <w:pPr>
+        <w:ind w:left="3600" w:hanging="360"/>
+      </w:pPr>
+      <w:rPr>
+        <w:rFonts w:ascii="Courier New" w:hAnsi="Courier New" w:cs="Courier New" w:hint="default"/>
+      </w:rPr>
+    </w:lvl>
+    <w:lvl w:ilvl="5" w:tplc="04090005" w:tentative="1">
+      <w:start w:val="1"/>
+      <w:numFmt w:val="bullet"/>
+      <w:lvlText w:val=""/>
+      <w:lvlJc w:val="left"/>
+      <w:pPr>
+        <w:ind w:left="4320" w:hanging="360"/>
+      </w:pPr>
+      <w:rPr>
+        <w:rFonts w:ascii="Wingdings" w:hAnsi="Wingdings" w:hint="default"/>
+      </w:rPr>
+    </w:lvl>
+    <w:lvl w:ilvl="6" w:tplc="04090001" w:tentative="1">
+      <w:start w:val="1"/>
+      <w:numFmt w:val="bullet"/>
+      <w:lvlText w:val=""/>
+      <w:lvlJc w:val="left"/>
+      <w:pPr>
+        <w:ind w:left="5040" w:hanging="360"/>
+      </w:pPr>
+      <w:rPr>
+        <w:rFonts w:ascii="Symbol" w:hAnsi="Symbol" w:hint="default"/>
+      </w:rPr>
+    </w:lvl>
+    <w:lvl w:ilvl="7" w:tplc="04090003" w:tentative="1">
+      <w:start w:val="1"/>
+      <w:numFmt w:val="bullet"/>
+      <w:lvlText w:val="o"/>
+      <w:lvlJc w:val="left"/>
+      <w:pPr>
+        <w:ind w:left="5760" w:hanging="360"/>
+      </w:pPr>
+      <w:rPr>
+        <w:rFonts w:ascii="Courier New" w:hAnsi="Courier New" w:cs="Courier New" w:hint="default"/>
+      </w:rPr>
+    </w:lvl>
+    <w:lvl w:ilvl="8" w:tplc="04090005" w:tentative="1">
+      <w:start w:val="1"/>
+      <w:numFmt w:val="bullet"/>
+      <w:lvlText w:val=""/>
+      <w:lvlJc w:val="left"/>
+      <w:pPr>
+        <w:ind w:left="6480" w:hanging="360"/>
+      </w:pPr>
+      <w:rPr>
+        <w:rFonts w:ascii="Wingdings" w:hAnsi="Wingdings" w:hint="default"/>
+      </w:rPr>
+    </w:lvl>
+  </w:abstractNum>
+  <w:abstractNum w:abstractNumId="3" w15:restartNumberingAfterBreak="0">
+    <w:nsid w:val="10C34159"/>
+    <w:multiLevelType w:val="hybridMultilevel"/>
+    <w:tmpl w:val="C0B68264"/>
+    <w:lvl w:ilvl="0" w:tplc="04090001">
+      <w:start w:val="1"/>
+      <w:numFmt w:val="bullet"/>
+      <w:lvlText w:val=""/>
+      <w:lvlJc w:val="left"/>
+      <w:pPr>
+        <w:ind w:left="720" w:hanging="360"/>
+      </w:pPr>
+      <w:rPr>
+        <w:rFonts w:ascii="Symbol" w:hAnsi="Symbol" w:hint="default"/>
+      </w:rPr>
+    </w:lvl>
+    <w:lvl w:ilvl="1" w:tplc="04090003" w:tentative="1">
+      <w:start w:val="1"/>
+      <w:numFmt w:val="bullet"/>
+      <w:lvlText w:val="o"/>
+      <w:lvlJc w:val="left"/>
+      <w:pPr>
+        <w:ind w:left="1440" w:hanging="360"/>
+      </w:pPr>
+      <w:rPr>
+        <w:rFonts w:ascii="Courier New" w:hAnsi="Courier New" w:cs="Courier New" w:hint="default"/>
+      </w:rPr>
+    </w:lvl>
+    <w:lvl w:ilvl="2" w:tplc="04090005" w:tentative="1">
+      <w:start w:val="1"/>
+      <w:numFmt w:val="bullet"/>
+      <w:lvlText w:val=""/>
+      <w:lvlJc w:val="left"/>
+      <w:pPr>
+        <w:ind w:left="2160" w:hanging="360"/>
+      </w:pPr>
+      <w:rPr>
+        <w:rFonts w:ascii="Wingdings" w:hAnsi="Wingdings" w:hint="default"/>
+      </w:rPr>
+    </w:lvl>
+    <w:lvl w:ilvl="3" w:tplc="04090001" w:tentative="1">
+      <w:start w:val="1"/>
+      <w:numFmt w:val="bullet"/>
+      <w:lvlText w:val=""/>
+      <w:lvlJc w:val="left"/>
+      <w:pPr>
+        <w:ind w:left="2880" w:hanging="360"/>
+      </w:pPr>
+      <w:rPr>
+        <w:rFonts w:ascii="Symbol" w:hAnsi="Symbol" w:hint="default"/>
+      </w:rPr>
+    </w:lvl>
+    <w:lvl w:ilvl="4" w:tplc="04090003" w:tentative="1">
+      <w:start w:val="1"/>
+      <w:numFmt w:val="bullet"/>
+      <w:lvlText w:val="o"/>
+      <w:lvlJc w:val="left"/>
+      <w:pPr>
+        <w:ind w:left="3600" w:hanging="360"/>
+      </w:pPr>
+      <w:rPr>
+        <w:rFonts w:ascii="Courier New" w:hAnsi="Courier New" w:cs="Courier New" w:hint="default"/>
+      </w:rPr>
+    </w:lvl>
+    <w:lvl w:ilvl="5" w:tplc="04090005" w:tentative="1">
+      <w:start w:val="1"/>
+      <w:numFmt w:val="bullet"/>
+      <w:lvlText w:val=""/>
+      <w:lvlJc w:val="left"/>
+      <w:pPr>
+        <w:ind w:left="4320" w:hanging="360"/>
+      </w:pPr>
+      <w:rPr>
+        <w:rFonts w:ascii="Wingdings" w:hAnsi="Wingdings" w:hint="default"/>
+      </w:rPr>
+    </w:lvl>
+    <w:lvl w:ilvl="6" w:tplc="04090001" w:tentative="1">
+      <w:start w:val="1"/>
+      <w:numFmt w:val="bullet"/>
+      <w:lvlText w:val=""/>
+      <w:lvlJc w:val="left"/>
+      <w:pPr>
+        <w:ind w:left="5040" w:hanging="360"/>
+      </w:pPr>
+      <w:rPr>
+        <w:rFonts w:ascii="Symbol" w:hAnsi="Symbol" w:hint="default"/>
+      </w:rPr>
+    </w:lvl>
+    <w:lvl w:ilvl="7" w:tplc="04090003" w:tentative="1">
+      <w:start w:val="1"/>
+      <w:numFmt w:val="bullet"/>
+      <w:lvlText w:val="o"/>
+      <w:lvlJc w:val="left"/>
+      <w:pPr>
+        <w:ind w:left="5760" w:hanging="360"/>
+      </w:pPr>
+      <w:rPr>
+        <w:rFonts w:ascii="Courier New" w:hAnsi="Courier New" w:cs="Courier New" w:hint="default"/>
+      </w:rPr>
+    </w:lvl>
+    <w:lvl w:ilvl="8" w:tplc="04090005" w:tentative="1">
+      <w:start w:val="1"/>
+      <w:numFmt w:val="bullet"/>
+      <w:lvlText w:val=""/>
+      <w:lvlJc w:val="left"/>
+      <w:pPr>
+        <w:ind w:left="6480" w:hanging="360"/>
+      </w:pPr>
+      <w:rPr>
+        <w:rFonts w:ascii="Wingdings" w:hAnsi="Wingdings" w:hint="default"/>
+      </w:rPr>
+    </w:lvl>
+  </w:abstractNum>
+  <w:abstractNum w:abstractNumId="4" w15:restartNumberingAfterBreak="0">
     <w:nsid w:val="1C5E726C"/>
     <w:multiLevelType w:val="multilevel"/>
     <w:tmpl w:val="C098044A"/>
@@ -1757,7 +4733,7 @@
       </w:rPr>
     </w:lvl>
   </w:abstractNum>
-  <w:abstractNum w:abstractNumId="2" w15:restartNumberingAfterBreak="0">
+  <w:abstractNum w:abstractNumId="5" w15:restartNumberingAfterBreak="0">
     <w:nsid w:val="37882AF5"/>
     <w:multiLevelType w:val="multilevel"/>
     <w:tmpl w:val="E4B81C60"/>
@@ -1906,7 +4882,7 @@
       </w:rPr>
     </w:lvl>
   </w:abstractNum>
-  <w:abstractNum w:abstractNumId="3" w15:restartNumberingAfterBreak="0">
+  <w:abstractNum w:abstractNumId="6" w15:restartNumberingAfterBreak="0">
     <w:nsid w:val="3E310CF6"/>
     <w:multiLevelType w:val="multilevel"/>
     <w:tmpl w:val="F61ADF40"/>
@@ -2055,7 +5031,120 @@
       </w:rPr>
     </w:lvl>
   </w:abstractNum>
-  <w:abstractNum w:abstractNumId="4" w15:restartNumberingAfterBreak="0">
+  <w:abstractNum w:abstractNumId="7" w15:restartNumberingAfterBreak="0">
+    <w:nsid w:val="5C9B6435"/>
+    <w:multiLevelType w:val="hybridMultilevel"/>
+    <w:tmpl w:val="2126FEC0"/>
+    <w:lvl w:ilvl="0" w:tplc="04090001">
+      <w:start w:val="1"/>
+      <w:numFmt w:val="bullet"/>
+      <w:lvlText w:val=""/>
+      <w:lvlJc w:val="left"/>
+      <w:pPr>
+        <w:ind w:left="720" w:hanging="360"/>
+      </w:pPr>
+      <w:rPr>
+        <w:rFonts w:ascii="Symbol" w:hAnsi="Symbol" w:hint="default"/>
+      </w:rPr>
+    </w:lvl>
+    <w:lvl w:ilvl="1" w:tplc="04090003" w:tentative="1">
+      <w:start w:val="1"/>
+      <w:numFmt w:val="bullet"/>
+      <w:lvlText w:val="o"/>
+      <w:lvlJc w:val="left"/>
+      <w:pPr>
+        <w:ind w:left="1440" w:hanging="360"/>
+      </w:pPr>
+      <w:rPr>
+        <w:rFonts w:ascii="Courier New" w:hAnsi="Courier New" w:cs="Courier New" w:hint="default"/>
+      </w:rPr>
+    </w:lvl>
+    <w:lvl w:ilvl="2" w:tplc="04090005" w:tentative="1">
+      <w:start w:val="1"/>
+      <w:numFmt w:val="bullet"/>
+      <w:lvlText w:val=""/>
+      <w:lvlJc w:val="left"/>
+      <w:pPr>
+        <w:ind w:left="2160" w:hanging="360"/>
+      </w:pPr>
+      <w:rPr>
+        <w:rFonts w:ascii="Wingdings" w:hAnsi="Wingdings" w:hint="default"/>
+      </w:rPr>
+    </w:lvl>
+    <w:lvl w:ilvl="3" w:tplc="04090001" w:tentative="1">
+      <w:start w:val="1"/>
+      <w:numFmt w:val="bullet"/>
+      <w:lvlText w:val=""/>
+      <w:lvlJc w:val="left"/>
+      <w:pPr>
+        <w:ind w:left="2880" w:hanging="360"/>
+      </w:pPr>
+      <w:rPr>
+        <w:rFonts w:ascii="Symbol" w:hAnsi="Symbol" w:hint="default"/>
+      </w:rPr>
+    </w:lvl>
+    <w:lvl w:ilvl="4" w:tplc="04090003" w:tentative="1">
+      <w:start w:val="1"/>
+      <w:numFmt w:val="bullet"/>
+      <w:lvlText w:val="o"/>
+      <w:lvlJc w:val="left"/>
+      <w:pPr>
+        <w:ind w:left="3600" w:hanging="360"/>
+      </w:pPr>
+      <w:rPr>
+        <w:rFonts w:ascii="Courier New" w:hAnsi="Courier New" w:cs="Courier New" w:hint="default"/>
+      </w:rPr>
+    </w:lvl>
+    <w:lvl w:ilvl="5" w:tplc="04090005" w:tentative="1">
+      <w:start w:val="1"/>
+      <w:numFmt w:val="bullet"/>
+      <w:lvlText w:val=""/>
+      <w:lvlJc w:val="left"/>
+      <w:pPr>
+        <w:ind w:left="4320" w:hanging="360"/>
+      </w:pPr>
+      <w:rPr>
+        <w:rFonts w:ascii="Wingdings" w:hAnsi="Wingdings" w:hint="default"/>
+      </w:rPr>
+    </w:lvl>
+    <w:lvl w:ilvl="6" w:tplc="04090001" w:tentative="1">
+      <w:start w:val="1"/>
+      <w:numFmt w:val="bullet"/>
+      <w:lvlText w:val=""/>
+      <w:lvlJc w:val="left"/>
+      <w:pPr>
+        <w:ind w:left="5040" w:hanging="360"/>
+      </w:pPr>
+      <w:rPr>
+        <w:rFonts w:ascii="Symbol" w:hAnsi="Symbol" w:hint="default"/>
+      </w:rPr>
+    </w:lvl>
+    <w:lvl w:ilvl="7" w:tplc="04090003" w:tentative="1">
+      <w:start w:val="1"/>
+      <w:numFmt w:val="bullet"/>
+      <w:lvlText w:val="o"/>
+      <w:lvlJc w:val="left"/>
+      <w:pPr>
+        <w:ind w:left="5760" w:hanging="360"/>
+      </w:pPr>
+      <w:rPr>
+        <w:rFonts w:ascii="Courier New" w:hAnsi="Courier New" w:cs="Courier New" w:hint="default"/>
+      </w:rPr>
+    </w:lvl>
+    <w:lvl w:ilvl="8" w:tplc="04090005" w:tentative="1">
+      <w:start w:val="1"/>
+      <w:numFmt w:val="bullet"/>
+      <w:lvlText w:val=""/>
+      <w:lvlJc w:val="left"/>
+      <w:pPr>
+        <w:ind w:left="6480" w:hanging="360"/>
+      </w:pPr>
+      <w:rPr>
+        <w:rFonts w:ascii="Wingdings" w:hAnsi="Wingdings" w:hint="default"/>
+      </w:rPr>
+    </w:lvl>
+  </w:abstractNum>
+  <w:abstractNum w:abstractNumId="8" w15:restartNumberingAfterBreak="0">
     <w:nsid w:val="778E499A"/>
     <w:multiLevelType w:val="multilevel"/>
     <w:tmpl w:val="9D6CE7D6"/>
@@ -2204,7 +5293,120 @@
       </w:rPr>
     </w:lvl>
   </w:abstractNum>
-  <w:abstractNum w:abstractNumId="5" w15:restartNumberingAfterBreak="0">
+  <w:abstractNum w:abstractNumId="9" w15:restartNumberingAfterBreak="0">
+    <w:nsid w:val="799067D3"/>
+    <w:multiLevelType w:val="hybridMultilevel"/>
+    <w:tmpl w:val="B97408FC"/>
+    <w:lvl w:ilvl="0" w:tplc="04090001">
+      <w:start w:val="1"/>
+      <w:numFmt w:val="bullet"/>
+      <w:lvlText w:val=""/>
+      <w:lvlJc w:val="left"/>
+      <w:pPr>
+        <w:ind w:left="720" w:hanging="360"/>
+      </w:pPr>
+      <w:rPr>
+        <w:rFonts w:ascii="Symbol" w:hAnsi="Symbol" w:hint="default"/>
+      </w:rPr>
+    </w:lvl>
+    <w:lvl w:ilvl="1" w:tplc="04090003" w:tentative="1">
+      <w:start w:val="1"/>
+      <w:numFmt w:val="bullet"/>
+      <w:lvlText w:val="o"/>
+      <w:lvlJc w:val="left"/>
+      <w:pPr>
+        <w:ind w:left="1440" w:hanging="360"/>
+      </w:pPr>
+      <w:rPr>
+        <w:rFonts w:ascii="Courier New" w:hAnsi="Courier New" w:cs="Courier New" w:hint="default"/>
+      </w:rPr>
+    </w:lvl>
+    <w:lvl w:ilvl="2" w:tplc="04090005" w:tentative="1">
+      <w:start w:val="1"/>
+      <w:numFmt w:val="bullet"/>
+      <w:lvlText w:val=""/>
+      <w:lvlJc w:val="left"/>
+      <w:pPr>
+        <w:ind w:left="2160" w:hanging="360"/>
+      </w:pPr>
+      <w:rPr>
+        <w:rFonts w:ascii="Wingdings" w:hAnsi="Wingdings" w:hint="default"/>
+      </w:rPr>
+    </w:lvl>
+    <w:lvl w:ilvl="3" w:tplc="04090001" w:tentative="1">
+      <w:start w:val="1"/>
+      <w:numFmt w:val="bullet"/>
+      <w:lvlText w:val=""/>
+      <w:lvlJc w:val="left"/>
+      <w:pPr>
+        <w:ind w:left="2880" w:hanging="360"/>
+      </w:pPr>
+      <w:rPr>
+        <w:rFonts w:ascii="Symbol" w:hAnsi="Symbol" w:hint="default"/>
+      </w:rPr>
+    </w:lvl>
+    <w:lvl w:ilvl="4" w:tplc="04090003" w:tentative="1">
+      <w:start w:val="1"/>
+      <w:numFmt w:val="bullet"/>
+      <w:lvlText w:val="o"/>
+      <w:lvlJc w:val="left"/>
+      <w:pPr>
+        <w:ind w:left="3600" w:hanging="360"/>
+      </w:pPr>
+      <w:rPr>
+        <w:rFonts w:ascii="Courier New" w:hAnsi="Courier New" w:cs="Courier New" w:hint="default"/>
+      </w:rPr>
+    </w:lvl>
+    <w:lvl w:ilvl="5" w:tplc="04090005" w:tentative="1">
+      <w:start w:val="1"/>
+      <w:numFmt w:val="bullet"/>
+      <w:lvlText w:val=""/>
+      <w:lvlJc w:val="left"/>
+      <w:pPr>
+        <w:ind w:left="4320" w:hanging="360"/>
+      </w:pPr>
+      <w:rPr>
+        <w:rFonts w:ascii="Wingdings" w:hAnsi="Wingdings" w:hint="default"/>
+      </w:rPr>
+    </w:lvl>
+    <w:lvl w:ilvl="6" w:tplc="04090001" w:tentative="1">
+      <w:start w:val="1"/>
+      <w:numFmt w:val="bullet"/>
+      <w:lvlText w:val=""/>
+      <w:lvlJc w:val="left"/>
+      <w:pPr>
+        <w:ind w:left="5040" w:hanging="360"/>
+      </w:pPr>
+      <w:rPr>
+        <w:rFonts w:ascii="Symbol" w:hAnsi="Symbol" w:hint="default"/>
+      </w:rPr>
+    </w:lvl>
+    <w:lvl w:ilvl="7" w:tplc="04090003" w:tentative="1">
+      <w:start w:val="1"/>
+      <w:numFmt w:val="bullet"/>
+      <w:lvlText w:val="o"/>
+      <w:lvlJc w:val="left"/>
+      <w:pPr>
+        <w:ind w:left="5760" w:hanging="360"/>
+      </w:pPr>
+      <w:rPr>
+        <w:rFonts w:ascii="Courier New" w:hAnsi="Courier New" w:cs="Courier New" w:hint="default"/>
+      </w:rPr>
+    </w:lvl>
+    <w:lvl w:ilvl="8" w:tplc="04090005" w:tentative="1">
+      <w:start w:val="1"/>
+      <w:numFmt w:val="bullet"/>
+      <w:lvlText w:val=""/>
+      <w:lvlJc w:val="left"/>
+      <w:pPr>
+        <w:ind w:left="6480" w:hanging="360"/>
+      </w:pPr>
+      <w:rPr>
+        <w:rFonts w:ascii="Wingdings" w:hAnsi="Wingdings" w:hint="default"/>
+      </w:rPr>
+    </w:lvl>
+  </w:abstractNum>
+  <w:abstractNum w:abstractNumId="10" w15:restartNumberingAfterBreak="0">
     <w:nsid w:val="7DAF6D84"/>
     <w:multiLevelType w:val="hybridMultilevel"/>
     <w:tmpl w:val="E97026EC"/>
@@ -2316,23 +5518,154 @@
       </w:rPr>
     </w:lvl>
   </w:abstractNum>
+  <w:abstractNum w:abstractNumId="11" w15:restartNumberingAfterBreak="0">
+    <w:nsid w:val="7FB93BA3"/>
+    <w:multiLevelType w:val="hybridMultilevel"/>
+    <w:tmpl w:val="467A4966"/>
+    <w:lvl w:ilvl="0" w:tplc="04090001">
+      <w:start w:val="1"/>
+      <w:numFmt w:val="bullet"/>
+      <w:lvlText w:val=""/>
+      <w:lvlJc w:val="left"/>
+      <w:pPr>
+        <w:ind w:left="720" w:hanging="360"/>
+      </w:pPr>
+      <w:rPr>
+        <w:rFonts w:ascii="Symbol" w:hAnsi="Symbol" w:hint="default"/>
+      </w:rPr>
+    </w:lvl>
+    <w:lvl w:ilvl="1" w:tplc="04090003" w:tentative="1">
+      <w:start w:val="1"/>
+      <w:numFmt w:val="bullet"/>
+      <w:lvlText w:val="o"/>
+      <w:lvlJc w:val="left"/>
+      <w:pPr>
+        <w:ind w:left="1440" w:hanging="360"/>
+      </w:pPr>
+      <w:rPr>
+        <w:rFonts w:ascii="Courier New" w:hAnsi="Courier New" w:cs="Courier New" w:hint="default"/>
+      </w:rPr>
+    </w:lvl>
+    <w:lvl w:ilvl="2" w:tplc="04090005" w:tentative="1">
+      <w:start w:val="1"/>
+      <w:numFmt w:val="bullet"/>
+      <w:lvlText w:val=""/>
+      <w:lvlJc w:val="left"/>
+      <w:pPr>
+        <w:ind w:left="2160" w:hanging="360"/>
+      </w:pPr>
+      <w:rPr>
+        <w:rFonts w:ascii="Wingdings" w:hAnsi="Wingdings" w:hint="default"/>
+      </w:rPr>
+    </w:lvl>
+    <w:lvl w:ilvl="3" w:tplc="04090001" w:tentative="1">
+      <w:start w:val="1"/>
+      <w:numFmt w:val="bullet"/>
+      <w:lvlText w:val=""/>
+      <w:lvlJc w:val="left"/>
+      <w:pPr>
+        <w:ind w:left="2880" w:hanging="360"/>
+      </w:pPr>
+      <w:rPr>
+        <w:rFonts w:ascii="Symbol" w:hAnsi="Symbol" w:hint="default"/>
+      </w:rPr>
+    </w:lvl>
+    <w:lvl w:ilvl="4" w:tplc="04090003" w:tentative="1">
+      <w:start w:val="1"/>
+      <w:numFmt w:val="bullet"/>
+      <w:lvlText w:val="o"/>
+      <w:lvlJc w:val="left"/>
+      <w:pPr>
+        <w:ind w:left="3600" w:hanging="360"/>
+      </w:pPr>
+      <w:rPr>
+        <w:rFonts w:ascii="Courier New" w:hAnsi="Courier New" w:cs="Courier New" w:hint="default"/>
+      </w:rPr>
+    </w:lvl>
+    <w:lvl w:ilvl="5" w:tplc="04090005" w:tentative="1">
+      <w:start w:val="1"/>
+      <w:numFmt w:val="bullet"/>
+      <w:lvlText w:val=""/>
+      <w:lvlJc w:val="left"/>
+      <w:pPr>
+        <w:ind w:left="4320" w:hanging="360"/>
+      </w:pPr>
+      <w:rPr>
+        <w:rFonts w:ascii="Wingdings" w:hAnsi="Wingdings" w:hint="default"/>
+      </w:rPr>
+    </w:lvl>
+    <w:lvl w:ilvl="6" w:tplc="04090001" w:tentative="1">
+      <w:start w:val="1"/>
+      <w:numFmt w:val="bullet"/>
+      <w:lvlText w:val=""/>
+      <w:lvlJc w:val="left"/>
+      <w:pPr>
+        <w:ind w:left="5040" w:hanging="360"/>
+      </w:pPr>
+      <w:rPr>
+        <w:rFonts w:ascii="Symbol" w:hAnsi="Symbol" w:hint="default"/>
+      </w:rPr>
+    </w:lvl>
+    <w:lvl w:ilvl="7" w:tplc="04090003" w:tentative="1">
+      <w:start w:val="1"/>
+      <w:numFmt w:val="bullet"/>
+      <w:lvlText w:val="o"/>
+      <w:lvlJc w:val="left"/>
+      <w:pPr>
+        <w:ind w:left="5760" w:hanging="360"/>
+      </w:pPr>
+      <w:rPr>
+        <w:rFonts w:ascii="Courier New" w:hAnsi="Courier New" w:cs="Courier New" w:hint="default"/>
+      </w:rPr>
+    </w:lvl>
+    <w:lvl w:ilvl="8" w:tplc="04090005" w:tentative="1">
+      <w:start w:val="1"/>
+      <w:numFmt w:val="bullet"/>
+      <w:lvlText w:val=""/>
+      <w:lvlJc w:val="left"/>
+      <w:pPr>
+        <w:ind w:left="6480" w:hanging="360"/>
+      </w:pPr>
+      <w:rPr>
+        <w:rFonts w:ascii="Wingdings" w:hAnsi="Wingdings" w:hint="default"/>
+      </w:rPr>
+    </w:lvl>
+  </w:abstractNum>
   <w:num w:numId="1" w16cid:durableId="1747653602">
-    <w:abstractNumId w:val="2"/>
+    <w:abstractNumId w:val="5"/>
   </w:num>
   <w:num w:numId="2" w16cid:durableId="570233873">
     <w:abstractNumId w:val="0"/>
   </w:num>
   <w:num w:numId="3" w16cid:durableId="392630250">
+    <w:abstractNumId w:val="6"/>
+  </w:num>
+  <w:num w:numId="4" w16cid:durableId="100415640">
+    <w:abstractNumId w:val="4"/>
+  </w:num>
+  <w:num w:numId="5" w16cid:durableId="1422415497">
+    <w:abstractNumId w:val="8"/>
+  </w:num>
+  <w:num w:numId="6" w16cid:durableId="795441456">
+    <w:abstractNumId w:val="10"/>
+  </w:num>
+  <w:num w:numId="7" w16cid:durableId="646738376">
+    <w:abstractNumId w:val="7"/>
+  </w:num>
+  <w:num w:numId="8" w16cid:durableId="52123750">
+    <w:abstractNumId w:val="2"/>
+  </w:num>
+  <w:num w:numId="9" w16cid:durableId="413747948">
+    <w:abstractNumId w:val="9"/>
+  </w:num>
+  <w:num w:numId="10" w16cid:durableId="1192766540">
     <w:abstractNumId w:val="3"/>
   </w:num>
-  <w:num w:numId="4" w16cid:durableId="100415640">
+  <w:num w:numId="11" w16cid:durableId="851191483">
+    <w:abstractNumId w:val="11"/>
+  </w:num>
+  <w:num w:numId="12" w16cid:durableId="1444694230">
     <w:abstractNumId w:val="1"/>
-  </w:num>
-  <w:num w:numId="5" w16cid:durableId="1422415497">
-    <w:abstractNumId w:val="4"/>
-  </w:num>
-  <w:num w:numId="6" w16cid:durableId="795441456">
-    <w:abstractNumId w:val="5"/>
   </w:num>
 </w:numbering>
 </file>
@@ -3288,6 +6621,25 @@
       <w:szCs w:val="24"/>
     </w:rPr>
   </w:style>
+  <w:style w:type="table" w:styleId="TableGrid">
+    <w:name w:val="Table Grid"/>
+    <w:basedOn w:val="TableNormal"/>
+    <w:uiPriority w:val="39"/>
+    <w:rsid w:val="001C4EBE"/>
+    <w:pPr>
+      <w:spacing w:after="0" w:line="240" w:lineRule="auto"/>
+    </w:pPr>
+    <w:tblPr>
+      <w:tblBorders>
+        <w:top w:val="single" w:sz="4" w:space="0" w:color="auto"/>
+        <w:left w:val="single" w:sz="4" w:space="0" w:color="auto"/>
+        <w:bottom w:val="single" w:sz="4" w:space="0" w:color="auto"/>
+        <w:right w:val="single" w:sz="4" w:space="0" w:color="auto"/>
+        <w:insideH w:val="single" w:sz="4" w:space="0" w:color="auto"/>
+        <w:insideV w:val="single" w:sz="4" w:space="0" w:color="auto"/>
+      </w:tblBorders>
+    </w:tblPr>
+  </w:style>
 </w:styles>
 </file>
 
